--- a/习近平新时代思想概论/作业/HW6.docx
+++ b/习近平新时代思想概论/作业/HW6.docx
@@ -4,554 +4,874 @@
   <w:body>
     <w:p>
       <w:pPr>
-        <w:pStyle w:val="a9"/>
-        <w:numPr>
-          <w:ilvl w:val="0"/>
-          <w:numId w:val="1"/>
-        </w:numPr>
+        <w:pStyle w:val="a"/>
+        <w:snapToGrid w:val="0"/>
+        <w:spacing w:before="160" w:after="80" w:line="360" w:lineRule="auto"/>
+        <w:ind w:firstLineChars="200" w:firstLine="480"/>
+        <w:jc w:val="left"/>
         <w:rPr>
           <w:rFonts w:hint="eastAsia"/>
         </w:rPr>
       </w:pPr>
       <w:r>
-        <w:t>新时代新征程中国共产党的中心任务是</w:t>
-      </w:r>
-      <w:r>
+        <w:t xml:space="preserve">1. 新时代新征程中国共产党的中心任务是</w:t>
+        <w:rPr>
+          <w:rFonts w:ascii="Times New Roman" w:hAnsi="Times New Roman" w:cs="Times New Roman" w:eastAsia="黑体" w:hint="eastAsia"/>
+          <w:b w:val="0"/>
+          <w:bCs w:val="0"/>
+          <w:sz w:val="24"/>
+          <w:szCs w:val="24"/>
+        </w:rPr>
+      </w:r>
+      <w:r>
+        <w:rPr>
+          <w:rFonts w:hint="eastAsia" w:ascii="Times New Roman" w:hAnsi="Times New Roman" w:cs="Times New Roman" w:eastAsia="黑体"/>
+          <w:b w:val="0"/>
+          <w:bCs w:val="0"/>
+          <w:sz w:val="24"/>
+          <w:szCs w:val="24"/>
+        </w:rPr>
+        <w:t>什么？</w:t>
+      </w:r>
+    </w:p>
+    <w:p>
+      <w:pPr>
+        <w:pStyle w:val="a"/>
+        <w:snapToGrid w:val="0"/>
+        <w:spacing w:before="0" w:after="0" w:line="360" w:lineRule="auto"/>
+        <w:ind w:firstLineChars="200" w:firstLine="480"/>
+        <w:jc w:val="both"/>
         <w:rPr>
           <w:rFonts w:hint="eastAsia"/>
         </w:rPr>
+      </w:pPr>
+      <w:r>
+        <w:t>团结带领全国各族人民全面建成社会主义现代化强国、实现第二个百年奋斗目标，以中国式现代化全面推进中华民族伟大复兴。</w:t>
+        <w:rPr>
+          <w:rFonts w:ascii="Times New Roman" w:hAnsi="Times New Roman" w:cs="Times New Roman" w:eastAsia="宋体" w:hint="eastAsia"/>
+          <w:sz w:val="24"/>
+          <w:szCs w:val="24"/>
+        </w:rPr>
+      </w:r>
+    </w:p>
+    <w:p>
+      <w:pPr>
+        <w:pStyle w:val="a"/>
+        <w:snapToGrid w:val="0"/>
+        <w:spacing w:before="160" w:after="80" w:line="360" w:lineRule="auto"/>
+        <w:ind w:firstLineChars="200" w:firstLine="480"/>
+        <w:jc w:val="left"/>
+        <w:rPr>
+          <w:rFonts w:hint="eastAsia"/>
+        </w:rPr>
+      </w:pPr>
+      <w:r>
+        <w:t xml:space="preserve">2. 首次提出中国梦的时间和场景是什么？</w:t>
+        <w:rPr>
+          <w:rFonts w:ascii="Times New Roman" w:hAnsi="Times New Roman" w:cs="Times New Roman" w:eastAsia="黑体" w:hint="eastAsia"/>
+          <w:b w:val="0"/>
+          <w:bCs w:val="0"/>
+          <w:sz w:val="24"/>
+          <w:szCs w:val="24"/>
+        </w:rPr>
+      </w:r>
+    </w:p>
+    <w:p>
+      <w:pPr>
+        <w:pStyle w:val="a"/>
+        <w:snapToGrid w:val="0"/>
+        <w:spacing w:before="0" w:after="0" w:line="360" w:lineRule="auto"/>
+        <w:ind w:firstLineChars="200" w:firstLine="480"/>
+        <w:jc w:val="both"/>
+        <w:rPr>
+          <w:rFonts w:hint="eastAsia"/>
+        </w:rPr>
+      </w:pPr>
+      <w:r>
+        <w:rPr>
+          <w:rFonts w:hint="eastAsia" w:ascii="Times New Roman" w:hAnsi="Times New Roman" w:cs="Times New Roman" w:eastAsia="宋体"/>
+          <w:sz w:val="24"/>
+          <w:szCs w:val="24"/>
+        </w:rPr>
+        <w:t>（1）首次提出中国梦的时间：2012年11月</w:t>
+      </w:r>
+    </w:p>
+    <w:p>
+      <w:pPr>
+        <w:pStyle w:val="a"/>
+        <w:snapToGrid w:val="0"/>
+        <w:spacing w:before="0" w:after="0" w:line="360" w:lineRule="auto"/>
+        <w:ind w:firstLineChars="200" w:firstLine="480"/>
+        <w:jc w:val="both"/>
+        <w:rPr>
+          <w:rFonts w:hint="eastAsia"/>
+        </w:rPr>
+      </w:pPr>
+      <w:r>
+        <w:rPr>
+          <w:rFonts w:hint="eastAsia" w:ascii="Times New Roman" w:hAnsi="Times New Roman" w:cs="Times New Roman" w:eastAsia="宋体"/>
+          <w:sz w:val="24"/>
+          <w:szCs w:val="24"/>
+        </w:rPr>
+        <w:t>（2）首次提出中国梦的场景：习近平在参观《复兴之路》展览时首次提出“中国梦”。</w:t>
+      </w:r>
+    </w:p>
+    <w:p>
+      <w:pPr>
+        <w:pStyle w:val="a"/>
+        <w:snapToGrid w:val="0"/>
+        <w:spacing w:before="160" w:after="80" w:line="360" w:lineRule="auto"/>
+        <w:ind w:firstLineChars="200" w:firstLine="480"/>
+        <w:jc w:val="left"/>
+        <w:rPr>
+          <w:rFonts w:hint="eastAsia"/>
+        </w:rPr>
+      </w:pPr>
+      <w:r>
+        <w:rPr>
+          <w:rFonts w:hint="eastAsia" w:ascii="Times New Roman" w:hAnsi="Times New Roman" w:cs="Times New Roman" w:eastAsia="黑体"/>
+          <w:b w:val="0"/>
+          <w:bCs w:val="0"/>
+          <w:sz w:val="24"/>
+          <w:szCs w:val="24"/>
+        </w:rPr>
+        <w:t xml:space="preserve">3. </w:t>
+      </w:r>
+      <w:r>
+        <w:t xml:space="preserve">中国梦的文字表述是什么？</w:t>
+        <w:rPr>
+          <w:rFonts w:ascii="Times New Roman" w:hAnsi="Times New Roman" w:cs="Times New Roman" w:eastAsia="黑体" w:hint="eastAsia"/>
+          <w:b w:val="0"/>
+          <w:bCs w:val="0"/>
+          <w:sz w:val="24"/>
+          <w:szCs w:val="24"/>
+        </w:rPr>
+      </w:r>
+    </w:p>
+    <w:p>
+      <w:pPr>
+        <w:pStyle w:val="a"/>
+        <w:snapToGrid w:val="0"/>
+        <w:spacing w:before="0" w:after="0" w:line="360" w:lineRule="auto"/>
+        <w:ind w:firstLineChars="200" w:firstLine="480"/>
+        <w:jc w:val="both"/>
+        <w:rPr>
+          <w:rFonts w:hint="eastAsia"/>
+        </w:rPr>
+      </w:pPr>
+      <w:r>
+        <w:t xml:space="preserve">实现中华民族伟大复兴，就是中华民族近代以来最伟大的梦想。</w:t>
+        <w:rPr>
+          <w:rFonts w:ascii="Times New Roman" w:hAnsi="Times New Roman" w:cs="Times New Roman" w:eastAsia="宋体" w:hint="eastAsia"/>
+          <w:sz w:val="24"/>
+          <w:szCs w:val="24"/>
+        </w:rPr>
+      </w:r>
+    </w:p>
+    <w:p>
+      <w:pPr>
+        <w:pStyle w:val="a"/>
+        <w:snapToGrid w:val="0"/>
+        <w:spacing w:before="0" w:after="0" w:line="360" w:lineRule="auto"/>
+        <w:ind w:firstLineChars="200" w:firstLine="480"/>
+        <w:jc w:val="both"/>
+        <w:rPr>
+          <w:rFonts w:hint="eastAsia"/>
+        </w:rPr>
+      </w:pPr>
+      <w:r>
+        <w:rPr>
+          <w:rFonts w:ascii="Times New Roman" w:hAnsi="Times New Roman" w:cs="Times New Roman" w:eastAsia="宋体" w:hint="eastAsia"/>
+          <w:sz w:val="24"/>
+          <w:szCs w:val="24"/>
+        </w:rPr>
+      </w:r>
+      <w:r>
+        <w:rPr>
+          <w:rFonts w:hint="eastAsia" w:ascii="Times New Roman" w:hAnsi="Times New Roman" w:cs="Times New Roman" w:eastAsia="宋体"/>
+          <w:sz w:val="24"/>
+          <w:szCs w:val="24"/>
+        </w:rPr>
+        <w:t xml:space="preserve">（本质内涵）</w:t>
+      </w:r>
+      <w:r>
+        <w:t>中国梦，本质是国家富强、民族振兴、人民幸福。</w:t>
+        <w:rPr>
+          <w:rFonts w:ascii="Times New Roman" w:hAnsi="Times New Roman" w:cs="Times New Roman" w:eastAsia="宋体" w:hint="eastAsia"/>
+          <w:sz w:val="24"/>
+          <w:szCs w:val="24"/>
+        </w:rPr>
+      </w:r>
+    </w:p>
+    <w:p>
+      <w:pPr>
+        <w:pStyle w:val="a"/>
+        <w:snapToGrid w:val="0"/>
+        <w:spacing w:before="160" w:after="80" w:line="360" w:lineRule="auto"/>
+        <w:ind w:firstLineChars="200" w:firstLine="480"/>
+        <w:jc w:val="left"/>
+        <w:rPr>
+          <w:rFonts w:hint="eastAsia"/>
+        </w:rPr>
+      </w:pPr>
+      <w:r>
+        <w:t xml:space="preserve">4. 中国共产党团结带领中国人民进行的一切奋斗、一切牺牲、一切创造，归结起来就是一个</w:t>
+        <w:rPr>
+          <w:rFonts w:ascii="Times New Roman" w:hAnsi="Times New Roman" w:cs="Times New Roman" w:eastAsia="黑体" w:hint="eastAsia"/>
+          <w:b w:val="0"/>
+          <w:bCs w:val="0"/>
+          <w:sz w:val="24"/>
+          <w:szCs w:val="24"/>
+        </w:rPr>
+      </w:r>
+      <w:r>
+        <w:rPr>
+          <w:rFonts w:hint="eastAsia" w:ascii="Times New Roman" w:hAnsi="Times New Roman" w:cs="Times New Roman" w:eastAsia="黑体"/>
+          <w:b w:val="0"/>
+          <w:bCs w:val="0"/>
+          <w:sz w:val="24"/>
+          <w:szCs w:val="24"/>
+        </w:rPr>
+        <w:t>什么</w:t>
+      </w:r>
+      <w:r>
+        <w:t>主题</w:t>
+        <w:rPr>
+          <w:rFonts w:ascii="Times New Roman" w:hAnsi="Times New Roman" w:cs="Times New Roman" w:eastAsia="黑体" w:hint="eastAsia"/>
+          <w:b w:val="0"/>
+          <w:bCs w:val="0"/>
+          <w:sz w:val="24"/>
+          <w:szCs w:val="24"/>
+        </w:rPr>
+      </w:r>
+      <w:r>
+        <w:rPr>
+          <w:rFonts w:hint="eastAsia" w:ascii="Times New Roman" w:hAnsi="Times New Roman" w:cs="Times New Roman" w:eastAsia="黑体"/>
+          <w:b w:val="0"/>
+          <w:bCs w:val="0"/>
+          <w:sz w:val="24"/>
+          <w:szCs w:val="24"/>
+        </w:rPr>
+        <w:t>？</w:t>
+      </w:r>
+    </w:p>
+    <w:p>
+      <w:pPr>
+        <w:pStyle w:val="a"/>
+        <w:snapToGrid w:val="0"/>
+        <w:spacing w:before="0" w:after="0" w:line="360" w:lineRule="auto"/>
+        <w:ind w:firstLineChars="200" w:firstLine="480"/>
+        <w:jc w:val="both"/>
+        <w:rPr>
+          <w:rFonts w:hint="eastAsia"/>
+        </w:rPr>
+      </w:pPr>
+      <w:r>
+        <w:t>实现中华民族伟大复兴</w:t>
+        <w:rPr>
+          <w:rFonts w:ascii="Times New Roman" w:hAnsi="Times New Roman" w:cs="Times New Roman" w:eastAsia="宋体" w:hint="eastAsia"/>
+          <w:sz w:val="24"/>
+          <w:szCs w:val="24"/>
+        </w:rPr>
+      </w:r>
+      <w:r>
+        <w:rPr>
+          <w:rFonts w:hint="eastAsia" w:ascii="Times New Roman" w:hAnsi="Times New Roman" w:cs="Times New Roman" w:eastAsia="宋体"/>
+          <w:sz w:val="24"/>
+          <w:szCs w:val="24"/>
+        </w:rPr>
+        <w:t>。</w:t>
+      </w:r>
+    </w:p>
+    <w:p>
+      <w:pPr>
+        <w:pStyle w:val="a"/>
+        <w:snapToGrid w:val="0"/>
+        <w:spacing w:before="160" w:after="80" w:line="360" w:lineRule="auto"/>
+        <w:ind w:firstLineChars="200" w:firstLine="480"/>
+        <w:jc w:val="left"/>
+        <w:rPr>
+          <w:rFonts w:hint="eastAsia"/>
+        </w:rPr>
+      </w:pPr>
+      <w:r>
+        <w:t xml:space="preserve">5. 为了实现中华民族伟大复兴，中国共产党团结带领全国各族人民进行了</w:t>
+        <w:rPr>
+          <w:rFonts w:ascii="Times New Roman" w:hAnsi="Times New Roman" w:cs="Times New Roman" w:eastAsia="黑体" w:hint="eastAsia"/>
+          <w:b w:val="0"/>
+          <w:bCs w:val="0"/>
+          <w:sz w:val="24"/>
+          <w:szCs w:val="24"/>
+        </w:rPr>
+      </w:r>
+      <w:r>
+        <w:rPr>
+          <w:rFonts w:hint="eastAsia" w:ascii="Times New Roman" w:hAnsi="Times New Roman" w:cs="Times New Roman" w:eastAsia="黑体"/>
+          <w:b w:val="0"/>
+          <w:bCs w:val="0"/>
+          <w:sz w:val="24"/>
+          <w:szCs w:val="24"/>
+        </w:rPr>
+        <w:t>哪</w:t>
+      </w:r>
+      <w:r>
+        <w:t>四个阶段的奋斗，取得了</w:t>
+        <w:rPr>
+          <w:rFonts w:ascii="Times New Roman" w:hAnsi="Times New Roman" w:cs="Times New Roman" w:eastAsia="黑体" w:hint="eastAsia"/>
+          <w:b w:val="0"/>
+          <w:bCs w:val="0"/>
+          <w:sz w:val="24"/>
+          <w:szCs w:val="24"/>
+        </w:rPr>
+      </w:r>
+      <w:r>
+        <w:rPr>
+          <w:rFonts w:hint="eastAsia" w:ascii="Times New Roman" w:hAnsi="Times New Roman" w:cs="Times New Roman" w:eastAsia="黑体"/>
+          <w:b w:val="0"/>
+          <w:bCs w:val="0"/>
+          <w:sz w:val="24"/>
+          <w:szCs w:val="24"/>
+        </w:rPr>
+        <w:t>哪些</w:t>
+      </w:r>
+      <w:r>
+        <w:t>成果</w:t>
+        <w:rPr>
+          <w:rFonts w:ascii="Times New Roman" w:hAnsi="Times New Roman" w:cs="Times New Roman" w:eastAsia="黑体" w:hint="eastAsia"/>
+          <w:b w:val="0"/>
+          <w:bCs w:val="0"/>
+          <w:sz w:val="24"/>
+          <w:szCs w:val="24"/>
+        </w:rPr>
+      </w:r>
+      <w:r>
+        <w:rPr>
+          <w:rFonts w:hint="eastAsia" w:ascii="Times New Roman" w:hAnsi="Times New Roman" w:cs="Times New Roman" w:eastAsia="黑体"/>
+          <w:b w:val="0"/>
+          <w:bCs w:val="0"/>
+          <w:sz w:val="24"/>
+          <w:szCs w:val="24"/>
+        </w:rPr>
+        <w:t>？</w:t>
+      </w:r>
+    </w:p>
+    <w:p>
+      <w:pPr>
+        <w:pStyle w:val="a"/>
+        <w:snapToGrid w:val="0"/>
+        <w:spacing w:before="0" w:after="0" w:line="360" w:lineRule="auto"/>
+        <w:ind w:firstLineChars="200" w:firstLine="480"/>
+        <w:jc w:val="both"/>
+        <w:rPr>
+          <w:rFonts w:hint="eastAsia"/>
+        </w:rPr>
+      </w:pPr>
+      <w:r>
+        <w:rPr>
+          <w:rFonts w:hint="eastAsia" w:ascii="Times New Roman" w:hAnsi="Times New Roman" w:cs="Times New Roman" w:eastAsia="宋体"/>
+          <w:sz w:val="24"/>
+          <w:szCs w:val="24"/>
+        </w:rPr>
+        <w:t>（1）</w:t>
+      </w:r>
+      <w:r>
+        <w:t>浴血奋战、百折不挠</w:t>
+        <w:rPr>
+          <w:rFonts w:ascii="Times New Roman" w:hAnsi="Times New Roman" w:cs="Times New Roman" w:eastAsia="宋体" w:hint="eastAsia"/>
+          <w:sz w:val="24"/>
+          <w:szCs w:val="24"/>
+        </w:rPr>
+      </w:r>
+      <w:r>
+        <w:rPr>
+          <w:rFonts w:hint="eastAsia" w:ascii="Times New Roman" w:hAnsi="Times New Roman" w:cs="Times New Roman" w:eastAsia="宋体"/>
+          <w:sz w:val="24"/>
+          <w:szCs w:val="24"/>
+        </w:rPr>
+        <w:t xml:space="preserve">；（</w:t>
+      </w:r>
+      <w:r>
+        <w:t>新民主主义革命时期</w:t>
+        <w:rPr>
+          <w:rFonts w:ascii="Times New Roman" w:hAnsi="Times New Roman" w:cs="Times New Roman" w:eastAsia="宋体" w:hint="eastAsia"/>
+          <w:sz w:val="24"/>
+          <w:szCs w:val="24"/>
+        </w:rPr>
+      </w:r>
+      <w:r>
+        <w:rPr>
+          <w:rFonts w:hint="eastAsia" w:ascii="Times New Roman" w:hAnsi="Times New Roman" w:cs="Times New Roman" w:eastAsia="宋体"/>
+          <w:sz w:val="24"/>
+          <w:szCs w:val="24"/>
+        </w:rPr>
+        <w:t>）</w:t>
+      </w:r>
+      <w:r>
+        <w:t>推翻帝国主义、封建主义、官僚资本主义三座大山，完成新民主主义革命，建立中华人民共和国</w:t>
+        <w:rPr>
+          <w:rFonts w:ascii="Times New Roman" w:hAnsi="Times New Roman" w:cs="Times New Roman" w:eastAsia="宋体" w:hint="eastAsia"/>
+          <w:sz w:val="24"/>
+          <w:szCs w:val="24"/>
+        </w:rPr>
+      </w:r>
+      <w:r>
+        <w:rPr>
+          <w:rFonts w:hint="eastAsia" w:ascii="Times New Roman" w:hAnsi="Times New Roman" w:cs="Times New Roman" w:eastAsia="宋体"/>
+          <w:sz w:val="24"/>
+          <w:szCs w:val="24"/>
+        </w:rPr>
+        <w:t>。</w:t>
+      </w:r>
+      <w:r>
+        <w:t>实现了中国从几千年封建专制政治向人民民主的伟大飞跃，中国人民从此站起来了。</w:t>
+        <w:rPr>
+          <w:rFonts w:ascii="Times New Roman" w:hAnsi="Times New Roman" w:cs="Times New Roman" w:eastAsia="宋体" w:hint="eastAsia"/>
+          <w:sz w:val="24"/>
+          <w:szCs w:val="24"/>
+        </w:rPr>
+      </w:r>
+    </w:p>
+    <w:p>
+      <w:pPr>
+        <w:pStyle w:val="a"/>
+        <w:snapToGrid w:val="0"/>
+        <w:spacing w:before="0" w:after="0" w:line="360" w:lineRule="auto"/>
+        <w:ind w:firstLineChars="200" w:firstLine="480"/>
+        <w:jc w:val="both"/>
+        <w:rPr>
+          <w:rFonts w:hint="eastAsia"/>
+        </w:rPr>
+      </w:pPr>
+      <w:r>
+        <w:rPr>
+          <w:rFonts w:hint="eastAsia" w:ascii="Times New Roman" w:hAnsi="Times New Roman" w:cs="Times New Roman" w:eastAsia="宋体"/>
+          <w:sz w:val="24"/>
+          <w:szCs w:val="24"/>
+        </w:rPr>
+        <w:t>（2）</w:t>
+      </w:r>
+      <w:r>
+        <w:t>自力更生、发愤图强</w:t>
+        <w:rPr>
+          <w:rFonts w:ascii="Times New Roman" w:hAnsi="Times New Roman" w:cs="Times New Roman" w:eastAsia="宋体" w:hint="eastAsia"/>
+          <w:sz w:val="24"/>
+          <w:szCs w:val="24"/>
+        </w:rPr>
+      </w:r>
+      <w:r>
+        <w:rPr>
+          <w:rFonts w:hint="eastAsia" w:ascii="Times New Roman" w:hAnsi="Times New Roman" w:cs="Times New Roman" w:eastAsia="宋体"/>
+          <w:sz w:val="24"/>
+          <w:szCs w:val="24"/>
+        </w:rPr>
+        <w:t xml:space="preserve">；（</w:t>
+      </w:r>
+      <w:r>
+        <w:t>社会主义革命和建设时期</w:t>
+        <w:rPr>
+          <w:rFonts w:ascii="Times New Roman" w:hAnsi="Times New Roman" w:cs="Times New Roman" w:eastAsia="宋体" w:hint="eastAsia"/>
+          <w:sz w:val="24"/>
+          <w:szCs w:val="24"/>
+        </w:rPr>
+      </w:r>
+      <w:r>
+        <w:rPr>
+          <w:rFonts w:hint="eastAsia" w:ascii="Times New Roman" w:hAnsi="Times New Roman" w:cs="Times New Roman" w:eastAsia="宋体"/>
+          <w:sz w:val="24"/>
+          <w:szCs w:val="24"/>
+        </w:rPr>
+        <w:t>）</w:t>
+      </w:r>
+      <w:r>
+        <w:t>进行社会主义革命，建立社会主义制度，推进社会主义建设。实现了一穷二白、人口众多的东方大国大步迈进社会主义社会的伟大飞跃。</w:t>
+        <w:rPr>
+          <w:rFonts w:ascii="Times New Roman" w:hAnsi="Times New Roman" w:cs="Times New Roman" w:eastAsia="宋体" w:hint="eastAsia"/>
+          <w:sz w:val="24"/>
+          <w:szCs w:val="24"/>
+        </w:rPr>
+      </w:r>
+    </w:p>
+    <w:p>
+      <w:pPr>
+        <w:pStyle w:val="a"/>
+        <w:snapToGrid w:val="0"/>
+        <w:spacing w:before="0" w:after="0" w:line="360" w:lineRule="auto"/>
+        <w:ind w:firstLineChars="200" w:firstLine="480"/>
+        <w:jc w:val="both"/>
+        <w:rPr>
+          <w:rFonts w:hint="eastAsia"/>
+        </w:rPr>
+      </w:pPr>
+      <w:r>
+        <w:rPr>
+          <w:rFonts w:hint="eastAsia" w:ascii="Times New Roman" w:hAnsi="Times New Roman" w:cs="Times New Roman" w:eastAsia="宋体"/>
+          <w:sz w:val="24"/>
+          <w:szCs w:val="24"/>
+        </w:rPr>
+        <w:t>（3）</w:t>
+      </w:r>
+      <w:r>
+        <w:t>解放思想、锐意进取</w:t>
+        <w:rPr>
+          <w:rFonts w:ascii="Times New Roman" w:hAnsi="Times New Roman" w:cs="Times New Roman" w:eastAsia="宋体" w:hint="eastAsia"/>
+          <w:sz w:val="24"/>
+          <w:szCs w:val="24"/>
+        </w:rPr>
+      </w:r>
+      <w:r>
+        <w:rPr>
+          <w:rFonts w:hint="eastAsia" w:ascii="Times New Roman" w:hAnsi="Times New Roman" w:cs="Times New Roman" w:eastAsia="宋体"/>
+          <w:sz w:val="24"/>
+          <w:szCs w:val="24"/>
+        </w:rPr>
+        <w:t xml:space="preserve">；（</w:t>
+      </w:r>
+      <w:r>
+        <w:t>改革开放和社会主义现代化建设新时期</w:t>
+        <w:rPr>
+          <w:rFonts w:ascii="Times New Roman" w:hAnsi="Times New Roman" w:cs="Times New Roman" w:eastAsia="宋体" w:hint="eastAsia"/>
+          <w:sz w:val="24"/>
+          <w:szCs w:val="24"/>
+        </w:rPr>
+      </w:r>
+      <w:r>
+        <w:rPr>
+          <w:rFonts w:hint="eastAsia" w:ascii="Times New Roman" w:hAnsi="Times New Roman" w:cs="Times New Roman" w:eastAsia="宋体"/>
+          <w:sz w:val="24"/>
+          <w:szCs w:val="24"/>
+        </w:rPr>
+        <w:t>）</w:t>
+      </w:r>
+      <w:r>
+        <w:t>坚定不移推进改革开放，开创、坚持、捍卫、发展中国特色社会主义，极大解放和发展社会生产力。推进了中华民族从站起来到富起来的伟大飞跃。</w:t>
+        <w:rPr>
+          <w:rFonts w:ascii="Times New Roman" w:hAnsi="Times New Roman" w:cs="Times New Roman" w:eastAsia="宋体" w:hint="eastAsia"/>
+          <w:sz w:val="24"/>
+          <w:szCs w:val="24"/>
+        </w:rPr>
+      </w:r>
+    </w:p>
+    <w:p>
+      <w:pPr>
+        <w:pStyle w:val="a"/>
+        <w:snapToGrid w:val="0"/>
+        <w:spacing w:before="0" w:after="0" w:line="360" w:lineRule="auto"/>
+        <w:ind w:firstLineChars="200" w:firstLine="480"/>
+        <w:jc w:val="both"/>
+        <w:rPr>
+          <w:rFonts w:hint="eastAsia"/>
+        </w:rPr>
+      </w:pPr>
+      <w:r>
+        <w:rPr>
+          <w:rFonts w:hint="eastAsia" w:ascii="Times New Roman" w:hAnsi="Times New Roman" w:cs="Times New Roman" w:eastAsia="宋体"/>
+          <w:sz w:val="24"/>
+          <w:szCs w:val="24"/>
+        </w:rPr>
+        <w:t>（4）</w:t>
+      </w:r>
+      <w:r>
+        <w:t>自信自强、守正创新</w:t>
+        <w:rPr>
+          <w:rFonts w:ascii="Times New Roman" w:hAnsi="Times New Roman" w:cs="Times New Roman" w:eastAsia="宋体" w:hint="eastAsia"/>
+          <w:sz w:val="24"/>
+          <w:szCs w:val="24"/>
+        </w:rPr>
+      </w:r>
+      <w:r>
+        <w:rPr>
+          <w:rFonts w:hint="eastAsia" w:ascii="Times New Roman" w:hAnsi="Times New Roman" w:cs="Times New Roman" w:eastAsia="宋体"/>
+          <w:sz w:val="24"/>
+          <w:szCs w:val="24"/>
+        </w:rPr>
+        <w:t>。</w:t>
+      </w:r>
+      <w:r>
+        <w:rPr>
+          <w:rFonts w:hint="eastAsia" w:ascii="Times New Roman" w:hAnsi="Times New Roman" w:cs="Times New Roman" w:eastAsia="宋体"/>
+          <w:sz w:val="24"/>
+          <w:szCs w:val="24"/>
+        </w:rPr>
+        <w:t xml:space="preserve">（</w:t>
+      </w:r>
+      <w:r>
+        <w:t>中国特色社会主义新时代</w:t>
+        <w:rPr>
+          <w:rFonts w:ascii="Times New Roman" w:hAnsi="Times New Roman" w:cs="Times New Roman" w:eastAsia="宋体" w:hint="eastAsia"/>
+          <w:sz w:val="24"/>
+          <w:szCs w:val="24"/>
+        </w:rPr>
+      </w:r>
+      <w:r>
+        <w:rPr>
+          <w:rFonts w:hint="eastAsia" w:ascii="Times New Roman" w:hAnsi="Times New Roman" w:cs="Times New Roman" w:eastAsia="宋体"/>
+          <w:sz w:val="24"/>
+          <w:szCs w:val="24"/>
+        </w:rPr>
+        <w:t>）</w:t>
+      </w:r>
+      <w:r>
+        <w:t>开创了中国特色社会主义新时代，全面建成小康社会、迈上全面建设社会主义现代化国家新征程。中华民族迎来了从站起来、富起来到强起来的伟大飞跃。</w:t>
+        <w:rPr>
+          <w:rFonts w:ascii="Times New Roman" w:hAnsi="Times New Roman" w:cs="Times New Roman" w:eastAsia="宋体" w:hint="eastAsia"/>
+          <w:sz w:val="24"/>
+          <w:szCs w:val="24"/>
+        </w:rPr>
+      </w:r>
+    </w:p>
+    <w:p>
+      <w:pPr>
+        <w:pStyle w:val="a"/>
+        <w:snapToGrid w:val="0"/>
+        <w:spacing w:before="160" w:after="80" w:line="360" w:lineRule="auto"/>
+        <w:ind w:firstLineChars="200" w:firstLine="480"/>
+        <w:jc w:val="left"/>
+        <w:rPr>
+          <w:rFonts w:hint="eastAsia"/>
+        </w:rPr>
+      </w:pPr>
+      <w:r>
+        <w:t xml:space="preserve">6. 实现中华民族伟大复兴中国梦的本质是</w:t>
+        <w:rPr>
+          <w:rFonts w:ascii="Times New Roman" w:hAnsi="Times New Roman" w:cs="Times New Roman" w:eastAsia="黑体" w:hint="eastAsia"/>
+          <w:b w:val="0"/>
+          <w:bCs w:val="0"/>
+          <w:sz w:val="24"/>
+          <w:szCs w:val="24"/>
+        </w:rPr>
+      </w:r>
+      <w:r>
+        <w:rPr>
+          <w:rFonts w:hint="eastAsia" w:ascii="Times New Roman" w:hAnsi="Times New Roman" w:cs="Times New Roman" w:eastAsia="黑体"/>
+          <w:b w:val="0"/>
+          <w:bCs w:val="0"/>
+          <w:sz w:val="24"/>
+          <w:szCs w:val="24"/>
+        </w:rPr>
         <w:t>什么？</w:t>
       </w:r>
     </w:p>
     <w:p>
       <w:pPr>
-        <w:pStyle w:val="a9"/>
-        <w:ind w:left="360"/>
+        <w:pStyle w:val="a"/>
+        <w:snapToGrid w:val="0"/>
+        <w:spacing w:before="0" w:after="0" w:line="360" w:lineRule="auto"/>
+        <w:ind w:firstLineChars="200" w:firstLine="480"/>
+        <w:jc w:val="both"/>
         <w:rPr>
           <w:rFonts w:hint="eastAsia"/>
         </w:rPr>
       </w:pPr>
       <w:r>
-        <w:t>团结带领全国各族人民全面建成社会主义现代化强国、实现第二个百年奋斗目标，以中国式现代化全面推进中华民族伟大复兴。</w:t>
-      </w:r>
-    </w:p>
-    <w:p>
-      <w:pPr>
-        <w:pStyle w:val="a9"/>
-        <w:numPr>
-          <w:ilvl w:val="0"/>
-          <w:numId w:val="1"/>
-        </w:numPr>
+        <w:rPr>
+          <w:rFonts w:hint="eastAsia" w:ascii="Times New Roman" w:hAnsi="Times New Roman" w:cs="Times New Roman" w:eastAsia="宋体"/>
+          <w:sz w:val="24"/>
+          <w:szCs w:val="24"/>
+        </w:rPr>
+        <w:t xml:space="preserve">国家富强；（内涵）在全面建成小康社会基础上，全面建成富强民主文明和谐美丽的社会主义现代化强国。</w:t>
+      </w:r>
+    </w:p>
+    <w:p>
+      <w:pPr>
+        <w:pStyle w:val="a"/>
+        <w:snapToGrid w:val="0"/>
+        <w:spacing w:before="0" w:after="0" w:line="360" w:lineRule="auto"/>
+        <w:ind w:firstLineChars="200" w:firstLine="480"/>
+        <w:jc w:val="both"/>
         <w:rPr>
           <w:rFonts w:hint="eastAsia"/>
         </w:rPr>
       </w:pPr>
       <w:r>
-        <w:t>首次提出中国梦的时间和场景是什么？</w:t>
-      </w:r>
-    </w:p>
-    <w:p>
-      <w:pPr>
-        <w:pStyle w:val="a9"/>
-        <w:ind w:left="360"/>
-        <w:rPr>
-          <w:rFonts w:hint="eastAsia"/>
-        </w:rPr>
-      </w:pPr>
-      <w:r>
-        <w:rPr>
-          <w:rFonts w:hint="eastAsia"/>
-        </w:rPr>
-        <w:t>（1）首次提出中国梦的时间：2012年11月</w:t>
-      </w:r>
-    </w:p>
-    <w:p>
-      <w:pPr>
-        <w:pStyle w:val="a9"/>
-        <w:ind w:left="360"/>
-        <w:rPr>
-          <w:rFonts w:hint="eastAsia"/>
-        </w:rPr>
-      </w:pPr>
-      <w:r>
-        <w:rPr>
-          <w:rFonts w:hint="eastAsia"/>
-        </w:rPr>
-        <w:t>（2）首次提出中国梦的场景：习近平在参观《复兴之路》展览时首次提出“中国梦”。</w:t>
-      </w:r>
-    </w:p>
-    <w:p>
-      <w:pPr>
-        <w:rPr>
-          <w:rFonts w:hint="eastAsia"/>
-        </w:rPr>
-      </w:pPr>
-      <w:r>
-        <w:rPr>
-          <w:rFonts w:hint="eastAsia"/>
-        </w:rPr>
-        <w:t>3，</w:t>
-      </w:r>
-      <w:r>
-        <w:t>中国梦的文字表述是什么？</w:t>
-      </w:r>
-    </w:p>
-    <w:p>
-      <w:pPr>
-        <w:rPr>
-          <w:rFonts w:hint="eastAsia"/>
-        </w:rPr>
-      </w:pPr>
-      <w:r>
-        <w:tab/>
-        <w:t>实现中华民族伟大复兴，就是中华民族近代以来最伟大的梦想。</w:t>
-      </w:r>
-    </w:p>
-    <w:p>
-      <w:pPr>
-        <w:rPr>
-          <w:rFonts w:hint="eastAsia"/>
-        </w:rPr>
-      </w:pPr>
-      <w:r>
-        <w:tab/>
-      </w:r>
-      <w:r>
-        <w:rPr>
-          <w:rFonts w:hint="eastAsia"/>
-        </w:rPr>
-        <w:t>//（本质内涵）</w:t>
-      </w:r>
-      <w:r>
-        <w:t>中国梦，本质是国家富强、民族振兴、人民幸福。</w:t>
-      </w:r>
-    </w:p>
-    <w:p>
-      <w:pPr>
-        <w:pStyle w:val="a9"/>
-        <w:numPr>
-          <w:ilvl w:val="0"/>
-          <w:numId w:val="3"/>
-        </w:numPr>
-        <w:rPr>
-          <w:rFonts w:hint="eastAsia"/>
-        </w:rPr>
-      </w:pPr>
-      <w:r>
-        <w:t>中国共产党团结带领中国人民进行的一切奋斗、一切牺牲、一切创造，归结起来就是一个</w:t>
-      </w:r>
-      <w:r>
-        <w:rPr>
-          <w:rFonts w:hint="eastAsia"/>
-        </w:rPr>
-        <w:t>什么</w:t>
-      </w:r>
-      <w:r>
-        <w:t>主题</w:t>
-      </w:r>
-      <w:r>
-        <w:rPr>
-          <w:rFonts w:hint="eastAsia"/>
+        <w:rPr>
+          <w:rFonts w:hint="eastAsia" w:ascii="Times New Roman" w:hAnsi="Times New Roman" w:cs="Times New Roman" w:eastAsia="宋体"/>
+          <w:sz w:val="24"/>
+          <w:szCs w:val="24"/>
+        </w:rPr>
+        <w:t xml:space="preserve">民族振兴；（内涵）使中华民族更加坚强有力地自立于世界民族之林，为人类作出新的更大的贡献。</w:t>
+      </w:r>
+    </w:p>
+    <w:p>
+      <w:pPr>
+        <w:pStyle w:val="a"/>
+        <w:snapToGrid w:val="0"/>
+        <w:spacing w:before="0" w:after="0" w:line="360" w:lineRule="auto"/>
+        <w:ind w:firstLineChars="200" w:firstLine="480"/>
+        <w:jc w:val="both"/>
+      </w:pPr>
+      <w:r>
+        <w:rPr>
+          <w:rFonts w:hint="eastAsia" w:ascii="Times New Roman" w:hAnsi="Times New Roman" w:cs="Times New Roman" w:eastAsia="宋体"/>
+          <w:sz w:val="24"/>
+          <w:szCs w:val="24"/>
+        </w:rPr>
+        <w:t xml:space="preserve">人民幸福；（内涵）坚持以人民为中心，增进人民福祉，促进人的全面发展，朝着共同富裕方向稳步前进。</w:t>
+      </w:r>
+    </w:p>
+    <w:p>
+      <w:pPr>
+        <w:pStyle w:val="a"/>
+        <w:snapToGrid w:val="0"/>
+        <w:spacing w:before="160" w:after="80" w:line="360" w:lineRule="auto"/>
+        <w:ind w:firstLineChars="200" w:firstLine="480"/>
+        <w:jc w:val="left"/>
+      </w:pPr>
+      <w:r>
+        <w:t xml:space="preserve">7. 怎么理解全面建成社会主义现代化强国的两步走</w:t>
+        <w:rPr>
+          <w:rFonts w:ascii="Times New Roman" w:hAnsi="Times New Roman" w:cs="Times New Roman" w:eastAsia="黑体" w:hint="eastAsia"/>
+          <w:b w:val="0"/>
+          <w:bCs w:val="0"/>
+          <w:sz w:val="24"/>
+          <w:szCs w:val="24"/>
+        </w:rPr>
+      </w:r>
+      <w:r>
+        <w:rPr>
+          <w:rFonts w:hint="eastAsia" w:ascii="Times New Roman" w:hAnsi="Times New Roman" w:cs="Times New Roman" w:eastAsia="黑体"/>
+          <w:b w:val="0"/>
+          <w:bCs w:val="0"/>
+          <w:sz w:val="24"/>
+          <w:szCs w:val="24"/>
         </w:rPr>
         <w:t>？</w:t>
       </w:r>
     </w:p>
     <w:p>
       <w:pPr>
-        <w:pStyle w:val="a9"/>
-        <w:ind w:left="360"/>
-        <w:rPr>
-          <w:rFonts w:hint="eastAsia"/>
-        </w:rPr>
-      </w:pPr>
-      <w:r>
-        <w:t>实现中华民族伟大复兴</w:t>
-      </w:r>
-      <w:r>
-        <w:rPr>
-          <w:rFonts w:hint="eastAsia"/>
-        </w:rPr>
-        <w:t>。</w:t>
-      </w:r>
-    </w:p>
-    <w:p>
-      <w:pPr>
-        <w:pStyle w:val="a9"/>
-        <w:numPr>
-          <w:ilvl w:val="0"/>
-          <w:numId w:val="3"/>
-        </w:numPr>
-        <w:rPr>
-          <w:rFonts w:hint="eastAsia"/>
-        </w:rPr>
-      </w:pPr>
-      <w:r>
-        <w:t>为了实现中华民族伟大复兴，中国共产党团结带领全国各族人民进行了</w:t>
-      </w:r>
-      <w:r>
-        <w:rPr>
-          <w:rFonts w:hint="eastAsia"/>
-        </w:rPr>
-        <w:t>哪</w:t>
-      </w:r>
-      <w:r>
-        <w:t>四个阶段的奋斗，取得了</w:t>
-      </w:r>
-      <w:r>
-        <w:rPr>
-          <w:rFonts w:hint="eastAsia"/>
-        </w:rPr>
-        <w:t>哪些</w:t>
-      </w:r>
-      <w:r>
-        <w:t>成果</w:t>
-      </w:r>
-      <w:r>
-        <w:rPr>
-          <w:rFonts w:hint="eastAsia"/>
-        </w:rPr>
-        <w:t>？</w:t>
-      </w:r>
-    </w:p>
-    <w:p>
-      <w:pPr>
-        <w:pStyle w:val="a9"/>
-        <w:ind w:left="360"/>
-        <w:rPr>
-          <w:rFonts w:hint="eastAsia"/>
-        </w:rPr>
-      </w:pPr>
-      <w:r>
-        <w:rPr>
-          <w:rFonts w:hint="eastAsia"/>
-        </w:rPr>
-        <w:t>（1）</w:t>
-      </w:r>
-      <w:r>
-        <w:t>浴血奋战、百折不挠</w:t>
-      </w:r>
-      <w:r>
-        <w:rPr>
-          <w:rFonts w:hint="eastAsia"/>
-        </w:rPr>
-        <w:t>；//（</w:t>
-      </w:r>
-      <w:r>
-        <w:t>新民主主义革命时期</w:t>
-      </w:r>
-      <w:r>
-        <w:rPr>
-          <w:rFonts w:hint="eastAsia"/>
-        </w:rPr>
-        <w:t>）</w:t>
-      </w:r>
-      <w:r>
-        <w:t>推翻帝国主义、封建主义、官僚资本主义三座大山，完成新民主主义革命，建立中华人民共和国</w:t>
-      </w:r>
-      <w:r>
-        <w:rPr>
-          <w:rFonts w:hint="eastAsia"/>
-        </w:rPr>
-        <w:t>。</w:t>
-      </w:r>
-      <w:r>
-        <w:t>实现了中国从几千年封建专制政治向人民民主的伟大飞跃，中国人民从此站起来了。</w:t>
-      </w:r>
-    </w:p>
-    <w:p>
-      <w:pPr>
-        <w:pStyle w:val="a9"/>
-        <w:ind w:left="360"/>
-        <w:rPr>
-          <w:rFonts w:hint="eastAsia"/>
-        </w:rPr>
-      </w:pPr>
-      <w:r>
-        <w:rPr>
-          <w:rFonts w:hint="eastAsia"/>
-        </w:rPr>
-        <w:t>（2）</w:t>
-      </w:r>
-      <w:r>
-        <w:t>自力更生、发愤图强</w:t>
-      </w:r>
-      <w:r>
-        <w:rPr>
-          <w:rFonts w:hint="eastAsia"/>
-        </w:rPr>
-        <w:t>；//（</w:t>
-      </w:r>
-      <w:r>
-        <w:t>社会主义革命和建设时期</w:t>
-      </w:r>
-      <w:r>
-        <w:rPr>
-          <w:rFonts w:hint="eastAsia"/>
-        </w:rPr>
-        <w:t>）</w:t>
-      </w:r>
-      <w:r>
-        <w:t>进行社会主义革命，建立社会主义制度，推进社会主义建设。实现了一穷二白、人口众多的东方大国大步迈进社会主义社会的伟大飞跃。</w:t>
-      </w:r>
-    </w:p>
-    <w:p>
-      <w:pPr>
-        <w:pStyle w:val="a9"/>
-        <w:ind w:left="360"/>
-        <w:rPr>
-          <w:rFonts w:hint="eastAsia"/>
-        </w:rPr>
-      </w:pPr>
-      <w:r>
-        <w:rPr>
-          <w:rFonts w:hint="eastAsia"/>
-        </w:rPr>
-        <w:t>（3）</w:t>
-      </w:r>
-      <w:r>
-        <w:t>解放思想、锐意进取</w:t>
-      </w:r>
-      <w:r>
-        <w:rPr>
-          <w:rFonts w:hint="eastAsia"/>
-        </w:rPr>
-        <w:t>；//（</w:t>
-      </w:r>
-      <w:r>
-        <w:t>改革开放和社会主义现代化建设新时期</w:t>
-      </w:r>
-      <w:r>
-        <w:rPr>
-          <w:rFonts w:hint="eastAsia"/>
-        </w:rPr>
-        <w:t>）</w:t>
-      </w:r>
-      <w:r>
-        <w:t>坚定不移推进改革开放，开创、坚持、捍卫、发展中国特色社会主义，极大解放和发展社会生产力。推进了中华民族从站起来到富起来的伟大飞跃。</w:t>
-      </w:r>
-    </w:p>
-    <w:p>
-      <w:pPr>
-        <w:pStyle w:val="a9"/>
-        <w:ind w:left="360"/>
-        <w:rPr>
-          <w:rFonts w:hint="eastAsia"/>
-        </w:rPr>
-      </w:pPr>
-      <w:r>
-        <w:rPr>
-          <w:rFonts w:hint="eastAsia"/>
-        </w:rPr>
-        <w:t>（4）</w:t>
-      </w:r>
-      <w:r>
-        <w:t>自信自强、守正创新</w:t>
-      </w:r>
-      <w:r>
-        <w:rPr>
-          <w:rFonts w:hint="eastAsia"/>
-        </w:rPr>
-        <w:t>。</w:t>
-      </w:r>
-      <w:r>
-        <w:rPr>
-          <w:rFonts w:hint="eastAsia"/>
-        </w:rPr>
-        <w:t>//（</w:t>
-      </w:r>
-      <w:r>
-        <w:t>中国特色社会主义新时代</w:t>
-      </w:r>
-      <w:r>
-        <w:rPr>
-          <w:rFonts w:hint="eastAsia"/>
-        </w:rPr>
-        <w:t>）</w:t>
-      </w:r>
-      <w:r>
-        <w:t>开创了中国特色社会主义新时代，全面建成小康社会、迈上全面建设社会主义现代化国家新征程。中华民族迎来了从站起来、富起来到强起来的伟大飞跃。</w:t>
-      </w:r>
-    </w:p>
-    <w:p>
-      <w:pPr>
-        <w:pStyle w:val="a9"/>
-        <w:numPr>
-          <w:ilvl w:val="0"/>
-          <w:numId w:val="3"/>
-        </w:numPr>
-        <w:rPr>
-          <w:rFonts w:hint="eastAsia"/>
-        </w:rPr>
-      </w:pPr>
-      <w:r>
-        <w:t>实现中华民族伟大复兴中国梦的本质是</w:t>
-      </w:r>
-      <w:r>
-        <w:rPr>
-          <w:rFonts w:hint="eastAsia"/>
-        </w:rPr>
-        <w:t>什么？</w:t>
-      </w:r>
-    </w:p>
-    <w:p>
-      <w:pPr>
-        <w:pStyle w:val="a9"/>
-        <w:numPr>
-          <w:ilvl w:val="0"/>
-          <w:numId w:val="4"/>
-        </w:numPr>
-        <w:rPr>
-          <w:rFonts w:hint="eastAsia"/>
-        </w:rPr>
-      </w:pPr>
-      <w:r>
-        <w:rPr>
-          <w:rFonts w:hint="eastAsia"/>
-        </w:rPr>
-        <w:t>国家富强；//（内涵）在全面建成小康社会基础上，全面建成富强民主文明和谐美丽的社会主义现代化强国。</w:t>
-      </w:r>
-    </w:p>
-    <w:p>
-      <w:pPr>
-        <w:pStyle w:val="a9"/>
-        <w:numPr>
-          <w:ilvl w:val="0"/>
-          <w:numId w:val="4"/>
-        </w:numPr>
-        <w:rPr>
-          <w:rFonts w:hint="eastAsia"/>
-        </w:rPr>
-      </w:pPr>
-      <w:r>
-        <w:rPr>
-          <w:rFonts w:hint="eastAsia"/>
-        </w:rPr>
-        <w:t>民族振兴；//（内涵）使中华民族更加坚强有力地自立于世界民族之林，为人类作出新的更大的贡献。</w:t>
-      </w:r>
-    </w:p>
-    <w:p>
-      <w:pPr>
-        <w:pStyle w:val="a9"/>
-        <w:numPr>
-          <w:ilvl w:val="0"/>
-          <w:numId w:val="4"/>
-        </w:numPr>
-      </w:pPr>
-      <w:r>
-        <w:rPr>
-          <w:rFonts w:hint="eastAsia"/>
-        </w:rPr>
-        <w:t>人民幸福；//（内涵）坚持以人民为中心，增进人民福祉，促进人的全面发展，朝着共同富裕方向稳步前进。</w:t>
-      </w:r>
-    </w:p>
-    <w:p>
-      <w:pPr>
-        <w:pStyle w:val="a9"/>
-        <w:numPr>
-          <w:ilvl w:val="0"/>
-          <w:numId w:val="3"/>
-        </w:numPr>
-      </w:pPr>
-      <w:r>
-        <w:t>怎么理解全面建成社会主义现代化强国的两步走</w:t>
-      </w:r>
-      <w:r>
-        <w:rPr>
-          <w:rFonts w:hint="eastAsia"/>
-        </w:rPr>
-        <w:t>？</w:t>
-      </w:r>
-    </w:p>
-    <w:p>
-      <w:pPr>
-        <w:pStyle w:val="a9"/>
-        <w:ind w:left="360"/>
+        <w:pStyle w:val="a"/>
+        <w:snapToGrid w:val="0"/>
+        <w:spacing w:before="0" w:after="0" w:line="360" w:lineRule="auto"/>
+        <w:ind w:firstLineChars="200" w:firstLine="480"/>
+        <w:jc w:val="both"/>
       </w:pPr>
       <w:r>
         <w:t>全面建成社会主义现代化强国总的战略安排是分两步走：从二〇二〇年到二〇三五</w:t>
+        <w:rPr>
+          <w:rFonts w:ascii="Times New Roman" w:hAnsi="Times New Roman" w:cs="Times New Roman" w:eastAsia="宋体" w:hint="eastAsia"/>
+          <w:sz w:val="24"/>
+          <w:szCs w:val="24"/>
+        </w:rPr>
       </w:r>
       <w:r>
         <w:lastRenderedPageBreak/>
         <w:t>年基本实现社会主义现代化；从二〇三五年到本世纪中叶把我国建成富强民主文明和谐美丽的社会主义现代化强国。</w:t>
-      </w:r>
-    </w:p>
-    <w:p>
-      <w:pPr>
-        <w:pStyle w:val="a9"/>
-        <w:numPr>
-          <w:ilvl w:val="0"/>
-          <w:numId w:val="3"/>
-        </w:numPr>
-      </w:pPr>
-      <w:r>
-        <w:t>怎么理解全面建成社会主义现代化强国的战略安排</w:t>
-      </w:r>
-      <w:r>
+        <w:rPr>
+          <w:rFonts w:ascii="Times New Roman" w:hAnsi="Times New Roman" w:cs="Times New Roman" w:eastAsia="宋体" w:hint="eastAsia"/>
+          <w:sz w:val="24"/>
+          <w:szCs w:val="24"/>
+        </w:rPr>
+      </w:r>
+    </w:p>
+    <w:p>
+      <w:pPr>
+        <w:pStyle w:val="a"/>
+        <w:snapToGrid w:val="0"/>
+        <w:spacing w:before="160" w:after="80" w:line="360" w:lineRule="auto"/>
+        <w:ind w:firstLineChars="200" w:firstLine="480"/>
+        <w:jc w:val="left"/>
+      </w:pPr>
+      <w:r>
+        <w:t xml:space="preserve">8. 怎么理解全面建成社会主义现代化强国的战略安排</w:t>
+        <w:rPr>
+          <w:rFonts w:ascii="Times New Roman" w:hAnsi="Times New Roman" w:cs="Times New Roman" w:eastAsia="黑体" w:hint="eastAsia"/>
+          <w:b w:val="0"/>
+          <w:bCs w:val="0"/>
+          <w:sz w:val="24"/>
+          <w:szCs w:val="24"/>
+        </w:rPr>
+      </w:r>
+      <w:r>
+        <w:rPr>
+          <w:rFonts w:hint="eastAsia" w:ascii="Times New Roman" w:hAnsi="Times New Roman" w:cs="Times New Roman" w:eastAsia="黑体"/>
+          <w:b w:val="0"/>
+          <w:bCs w:val="0"/>
+          <w:sz w:val="24"/>
+          <w:szCs w:val="24"/>
+        </w:rPr>
+        <w:t>？</w:t>
+      </w:r>
+    </w:p>
+    <w:p>
+      <w:pPr>
+        <w:pStyle w:val="a"/>
+        <w:snapToGrid w:val="0"/>
+        <w:spacing w:before="0" w:after="0" w:line="360" w:lineRule="auto"/>
+        <w:ind w:firstLineChars="200" w:firstLine="480"/>
+        <w:jc w:val="both"/>
         <w:rPr>
           <w:rFonts w:hint="eastAsia"/>
         </w:rPr>
-        <w:t>？</w:t>
-      </w:r>
-    </w:p>
-    <w:p>
-      <w:pPr>
-        <w:pStyle w:val="a9"/>
-        <w:ind w:left="360"/>
+      </w:pPr>
+      <w:r>
+        <w:rPr>
+          <w:rFonts w:hint="eastAsia" w:ascii="Times New Roman" w:hAnsi="Times New Roman" w:cs="Times New Roman" w:eastAsia="宋体"/>
+          <w:sz w:val="24"/>
+          <w:szCs w:val="24"/>
+        </w:rPr>
+        <w:t>（1）</w:t>
+      </w:r>
+      <w:r>
+        <w:rPr>
+          <w:rFonts w:hint="eastAsia" w:ascii="Times New Roman" w:hAnsi="Times New Roman" w:cs="Times New Roman" w:eastAsia="宋体"/>
+          <w:sz w:val="24"/>
+          <w:szCs w:val="24"/>
+        </w:rPr>
+        <w:t>时间提前了15年：把基本实现社会主义现代化的时间提前了15年。原“三步走”战略设想是到21世纪中叶基本实现现代化，党的十九大将其提前到2035年。</w:t>
+      </w:r>
+    </w:p>
+    <w:p>
+      <w:pPr>
+        <w:pStyle w:val="a"/>
+        <w:snapToGrid w:val="0"/>
+        <w:spacing w:before="0" w:after="0" w:line="360" w:lineRule="auto"/>
+        <w:ind w:firstLineChars="200" w:firstLine="480"/>
+        <w:jc w:val="both"/>
         <w:rPr>
           <w:rFonts w:hint="eastAsia"/>
         </w:rPr>
       </w:pPr>
       <w:r>
         <w:rPr>
+          <w:rFonts w:hint="eastAsia" w:ascii="Times New Roman" w:hAnsi="Times New Roman" w:cs="Times New Roman" w:eastAsia="宋体"/>
+          <w:sz w:val="24"/>
+          <w:szCs w:val="24"/>
+        </w:rPr>
+        <w:t>（2）</w:t>
+      </w:r>
+      <w:r>
+        <w:rPr>
+          <w:rFonts w:hint="eastAsia" w:ascii="Times New Roman" w:hAnsi="Times New Roman" w:cs="Times New Roman" w:eastAsia="宋体"/>
+          <w:sz w:val="24"/>
+          <w:szCs w:val="24"/>
+        </w:rPr>
+        <w:t>提出了更高目标：不仅提“全面建设社会主义现代化国家”，更提出了“全面建设社会主义现代化强国”的更高目标，强调“全面推进中华民族伟大复兴”。</w:t>
+      </w:r>
+    </w:p>
+    <w:p>
+      <w:pPr>
+        <w:pStyle w:val="a"/>
+        <w:snapToGrid w:val="0"/>
+        <w:spacing w:before="0" w:after="0" w:line="360" w:lineRule="auto"/>
+        <w:ind w:firstLineChars="200" w:firstLine="480"/>
+        <w:jc w:val="both"/>
+        <w:rPr>
           <w:rFonts w:hint="eastAsia"/>
         </w:rPr>
-        <w:t>（1）</w:t>
-      </w:r>
-      <w:r>
-        <w:rPr>
-          <w:rFonts w:hint="eastAsia"/>
-        </w:rPr>
-        <w:t>时间提前了15年：把基本实现社会主义现代化的时间提前了15年。原“三步走”战略设想是到21世纪中叶基本实现现代化，党的十九大将其提前到2035年。</w:t>
-      </w:r>
-    </w:p>
-    <w:p>
-      <w:pPr>
-        <w:pStyle w:val="a9"/>
-        <w:ind w:left="360"/>
-        <w:rPr>
-          <w:rFonts w:hint="eastAsia"/>
-        </w:rPr>
-      </w:pPr>
-      <w:r>
-        <w:rPr>
-          <w:rFonts w:hint="eastAsia"/>
-        </w:rPr>
-        <w:t>（2）</w:t>
-      </w:r>
-      <w:r>
-        <w:rPr>
-          <w:rFonts w:hint="eastAsia"/>
-        </w:rPr>
-        <w:t>提出了更高目标：不仅提“全面建设社会主义现代化国家”，更提出了“全面建设社会主义现代化强国”的更高目标，强调“全面推进中华民族伟大复兴”。</w:t>
-      </w:r>
-    </w:p>
-    <w:p>
-      <w:pPr>
-        <w:pStyle w:val="a9"/>
-        <w:ind w:left="360"/>
-        <w:rPr>
-          <w:rFonts w:hint="eastAsia"/>
-        </w:rPr>
-      </w:pPr>
-      <w:r>
-        <w:rPr>
-          <w:rFonts w:hint="eastAsia"/>
+      </w:pPr>
+      <w:r>
+        <w:rPr>
+          <w:rFonts w:hint="eastAsia" w:ascii="Times New Roman" w:hAnsi="Times New Roman" w:cs="Times New Roman" w:eastAsia="宋体"/>
+          <w:sz w:val="24"/>
+          <w:szCs w:val="24"/>
         </w:rPr>
         <w:t>（3）</w:t>
       </w:r>
       <w:r>
         <w:rPr>
-          <w:rFonts w:hint="eastAsia"/>
+          <w:rFonts w:hint="eastAsia" w:ascii="Times New Roman" w:hAnsi="Times New Roman" w:cs="Times New Roman" w:eastAsia="宋体"/>
+          <w:sz w:val="24"/>
+          <w:szCs w:val="24"/>
         </w:rPr>
         <w:t>明确了时间表和蓝图：为当前和今后一个历史时期我国发展指明了方向，规划了蓝图。</w:t>
       </w:r>
@@ -1006,9 +1326,9 @@
   <w:docDefaults>
     <w:rPrDefault>
       <w:rPr>
-        <w:rFonts w:asciiTheme="minorHAnsi" w:eastAsiaTheme="minorEastAsia" w:hAnsiTheme="minorHAnsi" w:cstheme="minorBidi"/>
+        <w:rFonts w:asciiTheme="minorHAnsi" w:eastAsiaTheme="minorEastAsia" w:hAnsiTheme="minorHAnsi" w:cstheme="minorBidi" w:ascii="Times New Roman" w:hAnsi="Times New Roman" w:cs="Times New Roman" w:eastAsia="宋体" w:hint="eastAsia"/>
         <w:kern w:val="2"/>
-        <w:sz w:val="22"/>
+        <w:sz w:val="24"/>
         <w:szCs w:val="24"/>
         <w:lang w:val="en-US" w:eastAsia="zh-CN" w:bidi="ar-SA"/>
         <w14:ligatures w14:val="standardContextual"/>
@@ -1016,7 +1336,7 @@
     </w:rPrDefault>
     <w:pPrDefault>
       <w:pPr>
-        <w:spacing w:after="160" w:line="278" w:lineRule="auto"/>
+        <w:spacing w:after="0" w:line="360" w:lineRule="auto" w:before="0"/>
       </w:pPr>
     </w:pPrDefault>
   </w:docDefaults>
@@ -1403,7 +1723,13 @@
     <w:qFormat/>
     <w:pPr>
       <w:widowControl w:val="0"/>
+      <w:spacing w:before="0" w:after="0" w:line="360" w:lineRule="auto"/>
     </w:pPr>
+    <w:rPr>
+      <w:rFonts w:ascii="Times New Roman" w:hAnsi="Times New Roman" w:cs="Times New Roman" w:eastAsia="宋体" w:hint="eastAsia"/>
+      <w:sz w:val="24"/>
+      <w:szCs w:val="24"/>
+    </w:rPr>
   </w:style>
   <w:style w:type="paragraph" w:styleId="1">
     <w:name w:val="heading 1"/>

--- a/习近平新时代思想概论/作业/HW6.docx
+++ b/习近平新时代思想概论/作业/HW6.docx
@@ -14,20 +14,20 @@
         </w:rPr>
       </w:pPr>
       <w:r>
+        <w:rPr>
+          <w:rFonts w:ascii="Times New Roman" w:hAnsi="Times New Roman" w:cs="Times New Roman" w:eastAsia="黑体" w:hint="eastAsia"/>
+          <w:b w:val="1"/>
+          <w:bCs w:val="1"/>
+          <w:sz w:val="24"/>
+          <w:szCs w:val="24"/>
+        </w:rPr>
         <w:t xml:space="preserve">1. 新时代新征程中国共产党的中心任务是</w:t>
-        <w:rPr>
-          <w:rFonts w:ascii="Times New Roman" w:hAnsi="Times New Roman" w:cs="Times New Roman" w:eastAsia="黑体" w:hint="eastAsia"/>
-          <w:b w:val="0"/>
-          <w:bCs w:val="0"/>
-          <w:sz w:val="24"/>
-          <w:szCs w:val="24"/>
-        </w:rPr>
       </w:r>
       <w:r>
         <w:rPr>
           <w:rFonts w:hint="eastAsia" w:ascii="Times New Roman" w:hAnsi="Times New Roman" w:cs="Times New Roman" w:eastAsia="黑体"/>
-          <w:b w:val="0"/>
-          <w:bCs w:val="0"/>
+          <w:b w:val="1"/>
+          <w:bCs w:val="1"/>
           <w:sz w:val="24"/>
           <w:szCs w:val="24"/>
         </w:rPr>
@@ -46,12 +46,12 @@
         </w:rPr>
       </w:pPr>
       <w:r>
+        <w:rPr>
+          <w:rFonts w:ascii="Times New Roman" w:hAnsi="Times New Roman" w:cs="Times New Roman" w:eastAsia="宋体" w:hint="eastAsia"/>
+          <w:sz w:val="24"/>
+          <w:szCs w:val="24"/>
+        </w:rPr>
         <w:t>团结带领全国各族人民全面建成社会主义现代化强国、实现第二个百年奋斗目标，以中国式现代化全面推进中华民族伟大复兴。</w:t>
-        <w:rPr>
-          <w:rFonts w:ascii="Times New Roman" w:hAnsi="Times New Roman" w:cs="Times New Roman" w:eastAsia="宋体" w:hint="eastAsia"/>
-          <w:sz w:val="24"/>
-          <w:szCs w:val="24"/>
-        </w:rPr>
       </w:r>
     </w:p>
     <w:p>
@@ -66,14 +66,14 @@
         </w:rPr>
       </w:pPr>
       <w:r>
+        <w:rPr>
+          <w:rFonts w:ascii="Times New Roman" w:hAnsi="Times New Roman" w:cs="Times New Roman" w:eastAsia="黑体" w:hint="eastAsia"/>
+          <w:b w:val="1"/>
+          <w:bCs w:val="1"/>
+          <w:sz w:val="24"/>
+          <w:szCs w:val="24"/>
+        </w:rPr>
         <w:t xml:space="preserve">2. 首次提出中国梦的时间和场景是什么？</w:t>
-        <w:rPr>
-          <w:rFonts w:ascii="Times New Roman" w:hAnsi="Times New Roman" w:cs="Times New Roman" w:eastAsia="黑体" w:hint="eastAsia"/>
-          <w:b w:val="0"/>
-          <w:bCs w:val="0"/>
-          <w:sz w:val="24"/>
-          <w:szCs w:val="24"/>
-        </w:rPr>
       </w:r>
     </w:p>
     <w:p>
@@ -130,22 +130,22 @@
       <w:r>
         <w:rPr>
           <w:rFonts w:hint="eastAsia" w:ascii="Times New Roman" w:hAnsi="Times New Roman" w:cs="Times New Roman" w:eastAsia="黑体"/>
-          <w:b w:val="0"/>
-          <w:bCs w:val="0"/>
+          <w:b w:val="1"/>
+          <w:bCs w:val="1"/>
           <w:sz w:val="24"/>
           <w:szCs w:val="24"/>
         </w:rPr>
         <w:t xml:space="preserve">3. </w:t>
       </w:r>
       <w:r>
+        <w:rPr>
+          <w:rFonts w:ascii="Times New Roman" w:hAnsi="Times New Roman" w:cs="Times New Roman" w:eastAsia="黑体" w:hint="eastAsia"/>
+          <w:b w:val="1"/>
+          <w:bCs w:val="1"/>
+          <w:sz w:val="24"/>
+          <w:szCs w:val="24"/>
+        </w:rPr>
         <w:t xml:space="preserve">中国梦的文字表述是什么？</w:t>
-        <w:rPr>
-          <w:rFonts w:ascii="Times New Roman" w:hAnsi="Times New Roman" w:cs="Times New Roman" w:eastAsia="黑体" w:hint="eastAsia"/>
-          <w:b w:val="0"/>
-          <w:bCs w:val="0"/>
-          <w:sz w:val="24"/>
-          <w:szCs w:val="24"/>
-        </w:rPr>
       </w:r>
     </w:p>
     <w:p>
@@ -160,12 +160,12 @@
         </w:rPr>
       </w:pPr>
       <w:r>
+        <w:rPr>
+          <w:rFonts w:ascii="Times New Roman" w:hAnsi="Times New Roman" w:cs="Times New Roman" w:eastAsia="宋体" w:hint="eastAsia"/>
+          <w:sz w:val="24"/>
+          <w:szCs w:val="24"/>
+        </w:rPr>
         <w:t xml:space="preserve">实现中华民族伟大复兴，就是中华民族近代以来最伟大的梦想。</w:t>
-        <w:rPr>
-          <w:rFonts w:ascii="Times New Roman" w:hAnsi="Times New Roman" w:cs="Times New Roman" w:eastAsia="宋体" w:hint="eastAsia"/>
-          <w:sz w:val="24"/>
-          <w:szCs w:val="24"/>
-        </w:rPr>
       </w:r>
     </w:p>
     <w:p>
@@ -195,12 +195,12 @@
         <w:t xml:space="preserve">（本质内涵）</w:t>
       </w:r>
       <w:r>
+        <w:rPr>
+          <w:rFonts w:ascii="Times New Roman" w:hAnsi="Times New Roman" w:cs="Times New Roman" w:eastAsia="宋体" w:hint="eastAsia"/>
+          <w:sz w:val="24"/>
+          <w:szCs w:val="24"/>
+        </w:rPr>
         <w:t>中国梦，本质是国家富强、民族振兴、人民幸福。</w:t>
-        <w:rPr>
-          <w:rFonts w:ascii="Times New Roman" w:hAnsi="Times New Roman" w:cs="Times New Roman" w:eastAsia="宋体" w:hint="eastAsia"/>
-          <w:sz w:val="24"/>
-          <w:szCs w:val="24"/>
-        </w:rPr>
       </w:r>
     </w:p>
     <w:p>
@@ -215,40 +215,40 @@
         </w:rPr>
       </w:pPr>
       <w:r>
+        <w:rPr>
+          <w:rFonts w:ascii="Times New Roman" w:hAnsi="Times New Roman" w:cs="Times New Roman" w:eastAsia="黑体" w:hint="eastAsia"/>
+          <w:b w:val="1"/>
+          <w:bCs w:val="1"/>
+          <w:sz w:val="24"/>
+          <w:szCs w:val="24"/>
+        </w:rPr>
         <w:t xml:space="preserve">4. 中国共产党团结带领中国人民进行的一切奋斗、一切牺牲、一切创造，归结起来就是一个</w:t>
+      </w:r>
+      <w:r>
+        <w:rPr>
+          <w:rFonts w:hint="eastAsia" w:ascii="Times New Roman" w:hAnsi="Times New Roman" w:cs="Times New Roman" w:eastAsia="黑体"/>
+          <w:b w:val="1"/>
+          <w:bCs w:val="1"/>
+          <w:sz w:val="24"/>
+          <w:szCs w:val="24"/>
+        </w:rPr>
+        <w:t>什么</w:t>
+      </w:r>
+      <w:r>
         <w:rPr>
           <w:rFonts w:ascii="Times New Roman" w:hAnsi="Times New Roman" w:cs="Times New Roman" w:eastAsia="黑体" w:hint="eastAsia"/>
-          <w:b w:val="0"/>
-          <w:bCs w:val="0"/>
-          <w:sz w:val="24"/>
-          <w:szCs w:val="24"/>
-        </w:rPr>
+          <w:b w:val="1"/>
+          <w:bCs w:val="1"/>
+          <w:sz w:val="24"/>
+          <w:szCs w:val="24"/>
+        </w:rPr>
+        <w:t>主题</w:t>
       </w:r>
       <w:r>
         <w:rPr>
           <w:rFonts w:hint="eastAsia" w:ascii="Times New Roman" w:hAnsi="Times New Roman" w:cs="Times New Roman" w:eastAsia="黑体"/>
-          <w:b w:val="0"/>
-          <w:bCs w:val="0"/>
-          <w:sz w:val="24"/>
-          <w:szCs w:val="24"/>
-        </w:rPr>
-        <w:t>什么</w:t>
-      </w:r>
-      <w:r>
-        <w:t>主题</w:t>
-        <w:rPr>
-          <w:rFonts w:ascii="Times New Roman" w:hAnsi="Times New Roman" w:cs="Times New Roman" w:eastAsia="黑体" w:hint="eastAsia"/>
-          <w:b w:val="0"/>
-          <w:bCs w:val="0"/>
-          <w:sz w:val="24"/>
-          <w:szCs w:val="24"/>
-        </w:rPr>
-      </w:r>
-      <w:r>
-        <w:rPr>
-          <w:rFonts w:hint="eastAsia" w:ascii="Times New Roman" w:hAnsi="Times New Roman" w:cs="Times New Roman" w:eastAsia="黑体"/>
-          <w:b w:val="0"/>
-          <w:bCs w:val="0"/>
+          <w:b w:val="1"/>
+          <w:bCs w:val="1"/>
           <w:sz w:val="24"/>
           <w:szCs w:val="24"/>
         </w:rPr>
@@ -267,12 +267,12 @@
         </w:rPr>
       </w:pPr>
       <w:r>
+        <w:rPr>
+          <w:rFonts w:ascii="Times New Roman" w:hAnsi="Times New Roman" w:cs="Times New Roman" w:eastAsia="宋体" w:hint="eastAsia"/>
+          <w:sz w:val="24"/>
+          <w:szCs w:val="24"/>
+        </w:rPr>
         <w:t>实现中华民族伟大复兴</w:t>
-        <w:rPr>
-          <w:rFonts w:ascii="Times New Roman" w:hAnsi="Times New Roman" w:cs="Times New Roman" w:eastAsia="宋体" w:hint="eastAsia"/>
-          <w:sz w:val="24"/>
-          <w:szCs w:val="24"/>
-        </w:rPr>
       </w:r>
       <w:r>
         <w:rPr>
@@ -295,60 +295,60 @@
         </w:rPr>
       </w:pPr>
       <w:r>
+        <w:rPr>
+          <w:rFonts w:ascii="Times New Roman" w:hAnsi="Times New Roman" w:cs="Times New Roman" w:eastAsia="黑体" w:hint="eastAsia"/>
+          <w:b w:val="1"/>
+          <w:bCs w:val="1"/>
+          <w:sz w:val="24"/>
+          <w:szCs w:val="24"/>
+        </w:rPr>
         <w:t xml:space="preserve">5. 为了实现中华民族伟大复兴，中国共产党团结带领全国各族人民进行了</w:t>
+      </w:r>
+      <w:r>
+        <w:rPr>
+          <w:rFonts w:hint="eastAsia" w:ascii="Times New Roman" w:hAnsi="Times New Roman" w:cs="Times New Roman" w:eastAsia="黑体"/>
+          <w:b w:val="1"/>
+          <w:bCs w:val="1"/>
+          <w:sz w:val="24"/>
+          <w:szCs w:val="24"/>
+        </w:rPr>
+        <w:t>哪</w:t>
+      </w:r>
+      <w:r>
         <w:rPr>
           <w:rFonts w:ascii="Times New Roman" w:hAnsi="Times New Roman" w:cs="Times New Roman" w:eastAsia="黑体" w:hint="eastAsia"/>
-          <w:b w:val="0"/>
-          <w:bCs w:val="0"/>
-          <w:sz w:val="24"/>
-          <w:szCs w:val="24"/>
-        </w:rPr>
+          <w:b w:val="1"/>
+          <w:bCs w:val="1"/>
+          <w:sz w:val="24"/>
+          <w:szCs w:val="24"/>
+        </w:rPr>
+        <w:t>四个阶段的奋斗，取得了</w:t>
       </w:r>
       <w:r>
         <w:rPr>
           <w:rFonts w:hint="eastAsia" w:ascii="Times New Roman" w:hAnsi="Times New Roman" w:cs="Times New Roman" w:eastAsia="黑体"/>
-          <w:b w:val="0"/>
-          <w:bCs w:val="0"/>
-          <w:sz w:val="24"/>
-          <w:szCs w:val="24"/>
-        </w:rPr>
-        <w:t>哪</w:t>
-      </w:r>
-      <w:r>
-        <w:t>四个阶段的奋斗，取得了</w:t>
+          <w:b w:val="1"/>
+          <w:bCs w:val="1"/>
+          <w:sz w:val="24"/>
+          <w:szCs w:val="24"/>
+        </w:rPr>
+        <w:t>哪些</w:t>
+      </w:r>
+      <w:r>
         <w:rPr>
           <w:rFonts w:ascii="Times New Roman" w:hAnsi="Times New Roman" w:cs="Times New Roman" w:eastAsia="黑体" w:hint="eastAsia"/>
-          <w:b w:val="0"/>
-          <w:bCs w:val="0"/>
-          <w:sz w:val="24"/>
-          <w:szCs w:val="24"/>
-        </w:rPr>
+          <w:b w:val="1"/>
+          <w:bCs w:val="1"/>
+          <w:sz w:val="24"/>
+          <w:szCs w:val="24"/>
+        </w:rPr>
+        <w:t>成果</w:t>
       </w:r>
       <w:r>
         <w:rPr>
           <w:rFonts w:hint="eastAsia" w:ascii="Times New Roman" w:hAnsi="Times New Roman" w:cs="Times New Roman" w:eastAsia="黑体"/>
-          <w:b w:val="0"/>
-          <w:bCs w:val="0"/>
-          <w:sz w:val="24"/>
-          <w:szCs w:val="24"/>
-        </w:rPr>
-        <w:t>哪些</w:t>
-      </w:r>
-      <w:r>
-        <w:t>成果</w:t>
-        <w:rPr>
-          <w:rFonts w:ascii="Times New Roman" w:hAnsi="Times New Roman" w:cs="Times New Roman" w:eastAsia="黑体" w:hint="eastAsia"/>
-          <w:b w:val="0"/>
-          <w:bCs w:val="0"/>
-          <w:sz w:val="24"/>
-          <w:szCs w:val="24"/>
-        </w:rPr>
-      </w:r>
-      <w:r>
-        <w:rPr>
-          <w:rFonts w:hint="eastAsia" w:ascii="Times New Roman" w:hAnsi="Times New Roman" w:cs="Times New Roman" w:eastAsia="黑体"/>
-          <w:b w:val="0"/>
-          <w:bCs w:val="0"/>
+          <w:b w:val="1"/>
+          <w:bCs w:val="1"/>
           <w:sz w:val="24"/>
           <w:szCs w:val="24"/>
         </w:rPr>
@@ -375,12 +375,28 @@
         <w:t>（1）</w:t>
       </w:r>
       <w:r>
+        <w:rPr>
+          <w:rFonts w:ascii="Times New Roman" w:hAnsi="Times New Roman" w:cs="Times New Roman" w:eastAsia="宋体" w:hint="eastAsia"/>
+          <w:sz w:val="24"/>
+          <w:szCs w:val="24"/>
+        </w:rPr>
         <w:t>浴血奋战、百折不挠</w:t>
+      </w:r>
+      <w:r>
+        <w:rPr>
+          <w:rFonts w:hint="eastAsia" w:ascii="Times New Roman" w:hAnsi="Times New Roman" w:cs="Times New Roman" w:eastAsia="宋体"/>
+          <w:sz w:val="24"/>
+          <w:szCs w:val="24"/>
+        </w:rPr>
+        <w:t xml:space="preserve">；（</w:t>
+      </w:r>
+      <w:r>
         <w:rPr>
           <w:rFonts w:ascii="Times New Roman" w:hAnsi="Times New Roman" w:cs="Times New Roman" w:eastAsia="宋体" w:hint="eastAsia"/>
           <w:sz w:val="24"/>
           <w:szCs w:val="24"/>
         </w:rPr>
+        <w:t>新民主主义革命时期</w:t>
       </w:r>
       <w:r>
         <w:rPr>
@@ -388,15 +404,15 @@
           <w:sz w:val="24"/>
           <w:szCs w:val="24"/>
         </w:rPr>
-        <w:t xml:space="preserve">；（</w:t>
-      </w:r>
-      <w:r>
-        <w:t>新民主主义革命时期</w:t>
+        <w:t>）</w:t>
+      </w:r>
+      <w:r>
         <w:rPr>
           <w:rFonts w:ascii="Times New Roman" w:hAnsi="Times New Roman" w:cs="Times New Roman" w:eastAsia="宋体" w:hint="eastAsia"/>
           <w:sz w:val="24"/>
           <w:szCs w:val="24"/>
         </w:rPr>
+        <w:t>推翻帝国主义、封建主义、官僚资本主义三座大山，完成新民主主义革命，建立中华人民共和国</w:t>
       </w:r>
       <w:r>
         <w:rPr>
@@ -404,31 +420,15 @@
           <w:sz w:val="24"/>
           <w:szCs w:val="24"/>
         </w:rPr>
-        <w:t>）</w:t>
-      </w:r>
-      <w:r>
-        <w:t>推翻帝国主义、封建主义、官僚资本主义三座大山，完成新民主主义革命，建立中华人民共和国</w:t>
+        <w:t>。</w:t>
+      </w:r>
+      <w:r>
         <w:rPr>
           <w:rFonts w:ascii="Times New Roman" w:hAnsi="Times New Roman" w:cs="Times New Roman" w:eastAsia="宋体" w:hint="eastAsia"/>
           <w:sz w:val="24"/>
           <w:szCs w:val="24"/>
         </w:rPr>
-      </w:r>
-      <w:r>
-        <w:rPr>
-          <w:rFonts w:hint="eastAsia" w:ascii="Times New Roman" w:hAnsi="Times New Roman" w:cs="Times New Roman" w:eastAsia="宋体"/>
-          <w:sz w:val="24"/>
-          <w:szCs w:val="24"/>
-        </w:rPr>
-        <w:t>。</w:t>
-      </w:r>
-      <w:r>
         <w:t>实现了中国从几千年封建专制政治向人民民主的伟大飞跃，中国人民从此站起来了。</w:t>
-        <w:rPr>
-          <w:rFonts w:ascii="Times New Roman" w:hAnsi="Times New Roman" w:cs="Times New Roman" w:eastAsia="宋体" w:hint="eastAsia"/>
-          <w:sz w:val="24"/>
-          <w:szCs w:val="24"/>
-        </w:rPr>
       </w:r>
     </w:p>
     <w:p>
@@ -451,12 +451,28 @@
         <w:t>（2）</w:t>
       </w:r>
       <w:r>
+        <w:rPr>
+          <w:rFonts w:ascii="Times New Roman" w:hAnsi="Times New Roman" w:cs="Times New Roman" w:eastAsia="宋体" w:hint="eastAsia"/>
+          <w:sz w:val="24"/>
+          <w:szCs w:val="24"/>
+        </w:rPr>
         <w:t>自力更生、发愤图强</w:t>
+      </w:r>
+      <w:r>
+        <w:rPr>
+          <w:rFonts w:hint="eastAsia" w:ascii="Times New Roman" w:hAnsi="Times New Roman" w:cs="Times New Roman" w:eastAsia="宋体"/>
+          <w:sz w:val="24"/>
+          <w:szCs w:val="24"/>
+        </w:rPr>
+        <w:t xml:space="preserve">；（</w:t>
+      </w:r>
+      <w:r>
         <w:rPr>
           <w:rFonts w:ascii="Times New Roman" w:hAnsi="Times New Roman" w:cs="Times New Roman" w:eastAsia="宋体" w:hint="eastAsia"/>
           <w:sz w:val="24"/>
           <w:szCs w:val="24"/>
         </w:rPr>
+        <w:t>社会主义革命和建设时期</w:t>
       </w:r>
       <w:r>
         <w:rPr>
@@ -464,31 +480,15 @@
           <w:sz w:val="24"/>
           <w:szCs w:val="24"/>
         </w:rPr>
-        <w:t xml:space="preserve">；（</w:t>
-      </w:r>
-      <w:r>
-        <w:t>社会主义革命和建设时期</w:t>
+        <w:t>）</w:t>
+      </w:r>
+      <w:r>
         <w:rPr>
           <w:rFonts w:ascii="Times New Roman" w:hAnsi="Times New Roman" w:cs="Times New Roman" w:eastAsia="宋体" w:hint="eastAsia"/>
           <w:sz w:val="24"/>
           <w:szCs w:val="24"/>
         </w:rPr>
-      </w:r>
-      <w:r>
-        <w:rPr>
-          <w:rFonts w:hint="eastAsia" w:ascii="Times New Roman" w:hAnsi="Times New Roman" w:cs="Times New Roman" w:eastAsia="宋体"/>
-          <w:sz w:val="24"/>
-          <w:szCs w:val="24"/>
-        </w:rPr>
-        <w:t>）</w:t>
-      </w:r>
-      <w:r>
         <w:t>进行社会主义革命，建立社会主义制度，推进社会主义建设。实现了一穷二白、人口众多的东方大国大步迈进社会主义社会的伟大飞跃。</w:t>
-        <w:rPr>
-          <w:rFonts w:ascii="Times New Roman" w:hAnsi="Times New Roman" w:cs="Times New Roman" w:eastAsia="宋体" w:hint="eastAsia"/>
-          <w:sz w:val="24"/>
-          <w:szCs w:val="24"/>
-        </w:rPr>
       </w:r>
     </w:p>
     <w:p>
@@ -511,12 +511,28 @@
         <w:t>（3）</w:t>
       </w:r>
       <w:r>
+        <w:rPr>
+          <w:rFonts w:ascii="Times New Roman" w:hAnsi="Times New Roman" w:cs="Times New Roman" w:eastAsia="宋体" w:hint="eastAsia"/>
+          <w:sz w:val="24"/>
+          <w:szCs w:val="24"/>
+        </w:rPr>
         <w:t>解放思想、锐意进取</w:t>
+      </w:r>
+      <w:r>
+        <w:rPr>
+          <w:rFonts w:hint="eastAsia" w:ascii="Times New Roman" w:hAnsi="Times New Roman" w:cs="Times New Roman" w:eastAsia="宋体"/>
+          <w:sz w:val="24"/>
+          <w:szCs w:val="24"/>
+        </w:rPr>
+        <w:t xml:space="preserve">；（</w:t>
+      </w:r>
+      <w:r>
         <w:rPr>
           <w:rFonts w:ascii="Times New Roman" w:hAnsi="Times New Roman" w:cs="Times New Roman" w:eastAsia="宋体" w:hint="eastAsia"/>
           <w:sz w:val="24"/>
           <w:szCs w:val="24"/>
         </w:rPr>
+        <w:t>改革开放和社会主义现代化建设新时期</w:t>
       </w:r>
       <w:r>
         <w:rPr>
@@ -524,31 +540,15 @@
           <w:sz w:val="24"/>
           <w:szCs w:val="24"/>
         </w:rPr>
-        <w:t xml:space="preserve">；（</w:t>
-      </w:r>
-      <w:r>
-        <w:t>改革开放和社会主义现代化建设新时期</w:t>
+        <w:t>）</w:t>
+      </w:r>
+      <w:r>
         <w:rPr>
           <w:rFonts w:ascii="Times New Roman" w:hAnsi="Times New Roman" w:cs="Times New Roman" w:eastAsia="宋体" w:hint="eastAsia"/>
           <w:sz w:val="24"/>
           <w:szCs w:val="24"/>
         </w:rPr>
-      </w:r>
-      <w:r>
-        <w:rPr>
-          <w:rFonts w:hint="eastAsia" w:ascii="Times New Roman" w:hAnsi="Times New Roman" w:cs="Times New Roman" w:eastAsia="宋体"/>
-          <w:sz w:val="24"/>
-          <w:szCs w:val="24"/>
-        </w:rPr>
-        <w:t>）</w:t>
-      </w:r>
-      <w:r>
         <w:t>坚定不移推进改革开放，开创、坚持、捍卫、发展中国特色社会主义，极大解放和发展社会生产力。推进了中华民族从站起来到富起来的伟大飞跃。</w:t>
-        <w:rPr>
-          <w:rFonts w:ascii="Times New Roman" w:hAnsi="Times New Roman" w:cs="Times New Roman" w:eastAsia="宋体" w:hint="eastAsia"/>
-          <w:sz w:val="24"/>
-          <w:szCs w:val="24"/>
-        </w:rPr>
       </w:r>
     </w:p>
     <w:p>
@@ -571,12 +571,36 @@
         <w:t>（4）</w:t>
       </w:r>
       <w:r>
+        <w:rPr>
+          <w:rFonts w:ascii="Times New Roman" w:hAnsi="Times New Roman" w:cs="Times New Roman" w:eastAsia="宋体" w:hint="eastAsia"/>
+          <w:sz w:val="24"/>
+          <w:szCs w:val="24"/>
+        </w:rPr>
         <w:t>自信自强、守正创新</w:t>
+      </w:r>
+      <w:r>
+        <w:rPr>
+          <w:rFonts w:hint="eastAsia" w:ascii="Times New Roman" w:hAnsi="Times New Roman" w:cs="Times New Roman" w:eastAsia="宋体"/>
+          <w:sz w:val="24"/>
+          <w:szCs w:val="24"/>
+        </w:rPr>
+        <w:t>。</w:t>
+      </w:r>
+      <w:r>
+        <w:rPr>
+          <w:rFonts w:hint="eastAsia" w:ascii="Times New Roman" w:hAnsi="Times New Roman" w:cs="Times New Roman" w:eastAsia="宋体"/>
+          <w:sz w:val="24"/>
+          <w:szCs w:val="24"/>
+        </w:rPr>
+        <w:t xml:space="preserve">（</w:t>
+      </w:r>
+      <w:r>
         <w:rPr>
           <w:rFonts w:ascii="Times New Roman" w:hAnsi="Times New Roman" w:cs="Times New Roman" w:eastAsia="宋体" w:hint="eastAsia"/>
           <w:sz w:val="24"/>
           <w:szCs w:val="24"/>
         </w:rPr>
+        <w:t>中国特色社会主义新时代</w:t>
       </w:r>
       <w:r>
         <w:rPr>
@@ -584,39 +608,15 @@
           <w:sz w:val="24"/>
           <w:szCs w:val="24"/>
         </w:rPr>
-        <w:t>。</w:t>
-      </w:r>
-      <w:r>
-        <w:rPr>
-          <w:rFonts w:hint="eastAsia" w:ascii="Times New Roman" w:hAnsi="Times New Roman" w:cs="Times New Roman" w:eastAsia="宋体"/>
-          <w:sz w:val="24"/>
-          <w:szCs w:val="24"/>
-        </w:rPr>
-        <w:t xml:space="preserve">（</w:t>
-      </w:r>
-      <w:r>
-        <w:t>中国特色社会主义新时代</w:t>
+        <w:t>）</w:t>
+      </w:r>
+      <w:r>
         <w:rPr>
           <w:rFonts w:ascii="Times New Roman" w:hAnsi="Times New Roman" w:cs="Times New Roman" w:eastAsia="宋体" w:hint="eastAsia"/>
           <w:sz w:val="24"/>
           <w:szCs w:val="24"/>
         </w:rPr>
-      </w:r>
-      <w:r>
-        <w:rPr>
-          <w:rFonts w:hint="eastAsia" w:ascii="Times New Roman" w:hAnsi="Times New Roman" w:cs="Times New Roman" w:eastAsia="宋体"/>
-          <w:sz w:val="24"/>
-          <w:szCs w:val="24"/>
-        </w:rPr>
-        <w:t>）</w:t>
-      </w:r>
-      <w:r>
         <w:t>开创了中国特色社会主义新时代，全面建成小康社会、迈上全面建设社会主义现代化国家新征程。中华民族迎来了从站起来、富起来到强起来的伟大飞跃。</w:t>
-        <w:rPr>
-          <w:rFonts w:ascii="Times New Roman" w:hAnsi="Times New Roman" w:cs="Times New Roman" w:eastAsia="宋体" w:hint="eastAsia"/>
-          <w:sz w:val="24"/>
-          <w:szCs w:val="24"/>
-        </w:rPr>
       </w:r>
     </w:p>
     <w:p>
@@ -631,20 +631,20 @@
         </w:rPr>
       </w:pPr>
       <w:r>
+        <w:rPr>
+          <w:rFonts w:ascii="Times New Roman" w:hAnsi="Times New Roman" w:cs="Times New Roman" w:eastAsia="黑体" w:hint="eastAsia"/>
+          <w:b w:val="1"/>
+          <w:bCs w:val="1"/>
+          <w:sz w:val="24"/>
+          <w:szCs w:val="24"/>
+        </w:rPr>
         <w:t xml:space="preserve">6. 实现中华民族伟大复兴中国梦的本质是</w:t>
-        <w:rPr>
-          <w:rFonts w:ascii="Times New Roman" w:hAnsi="Times New Roman" w:cs="Times New Roman" w:eastAsia="黑体" w:hint="eastAsia"/>
-          <w:b w:val="0"/>
-          <w:bCs w:val="0"/>
-          <w:sz w:val="24"/>
-          <w:szCs w:val="24"/>
-        </w:rPr>
       </w:r>
       <w:r>
         <w:rPr>
           <w:rFonts w:hint="eastAsia" w:ascii="Times New Roman" w:hAnsi="Times New Roman" w:cs="Times New Roman" w:eastAsia="黑体"/>
-          <w:b w:val="0"/>
-          <w:bCs w:val="0"/>
+          <w:b w:val="1"/>
+          <w:bCs w:val="1"/>
           <w:sz w:val="24"/>
           <w:szCs w:val="24"/>
         </w:rPr>
@@ -717,20 +717,20 @@
         <w:jc w:val="left"/>
       </w:pPr>
       <w:r>
+        <w:rPr>
+          <w:rFonts w:ascii="Times New Roman" w:hAnsi="Times New Roman" w:cs="Times New Roman" w:eastAsia="黑体" w:hint="eastAsia"/>
+          <w:b w:val="1"/>
+          <w:bCs w:val="1"/>
+          <w:sz w:val="24"/>
+          <w:szCs w:val="24"/>
+        </w:rPr>
         <w:t xml:space="preserve">7. 怎么理解全面建成社会主义现代化强国的两步走</w:t>
-        <w:rPr>
-          <w:rFonts w:ascii="Times New Roman" w:hAnsi="Times New Roman" w:cs="Times New Roman" w:eastAsia="黑体" w:hint="eastAsia"/>
-          <w:b w:val="0"/>
-          <w:bCs w:val="0"/>
-          <w:sz w:val="24"/>
-          <w:szCs w:val="24"/>
-        </w:rPr>
       </w:r>
       <w:r>
         <w:rPr>
           <w:rFonts w:hint="eastAsia" w:ascii="Times New Roman" w:hAnsi="Times New Roman" w:cs="Times New Roman" w:eastAsia="黑体"/>
-          <w:b w:val="0"/>
-          <w:bCs w:val="0"/>
+          <w:b w:val="1"/>
+          <w:bCs w:val="1"/>
           <w:sz w:val="24"/>
           <w:szCs w:val="24"/>
         </w:rPr>
@@ -746,21 +746,21 @@
         <w:jc w:val="both"/>
       </w:pPr>
       <w:r>
+        <w:rPr>
+          <w:rFonts w:ascii="Times New Roman" w:hAnsi="Times New Roman" w:cs="Times New Roman" w:eastAsia="宋体" w:hint="eastAsia"/>
+          <w:sz w:val="24"/>
+          <w:szCs w:val="24"/>
+        </w:rPr>
         <w:t>全面建成社会主义现代化强国总的战略安排是分两步走：从二〇二〇年到二〇三五</w:t>
+      </w:r>
+      <w:r>
         <w:rPr>
           <w:rFonts w:ascii="Times New Roman" w:hAnsi="Times New Roman" w:cs="Times New Roman" w:eastAsia="宋体" w:hint="eastAsia"/>
           <w:sz w:val="24"/>
           <w:szCs w:val="24"/>
         </w:rPr>
-      </w:r>
-      <w:r>
         <w:lastRenderedPageBreak/>
         <w:t>年基本实现社会主义现代化；从二〇三五年到本世纪中叶把我国建成富强民主文明和谐美丽的社会主义现代化强国。</w:t>
-        <w:rPr>
-          <w:rFonts w:ascii="Times New Roman" w:hAnsi="Times New Roman" w:cs="Times New Roman" w:eastAsia="宋体" w:hint="eastAsia"/>
-          <w:sz w:val="24"/>
-          <w:szCs w:val="24"/>
-        </w:rPr>
       </w:r>
     </w:p>
     <w:p>
@@ -772,20 +772,20 @@
         <w:jc w:val="left"/>
       </w:pPr>
       <w:r>
+        <w:rPr>
+          <w:rFonts w:ascii="Times New Roman" w:hAnsi="Times New Roman" w:cs="Times New Roman" w:eastAsia="黑体" w:hint="eastAsia"/>
+          <w:b w:val="1"/>
+          <w:bCs w:val="1"/>
+          <w:sz w:val="24"/>
+          <w:szCs w:val="24"/>
+        </w:rPr>
         <w:t xml:space="preserve">8. 怎么理解全面建成社会主义现代化强国的战略安排</w:t>
-        <w:rPr>
-          <w:rFonts w:ascii="Times New Roman" w:hAnsi="Times New Roman" w:cs="Times New Roman" w:eastAsia="黑体" w:hint="eastAsia"/>
-          <w:b w:val="0"/>
-          <w:bCs w:val="0"/>
-          <w:sz w:val="24"/>
-          <w:szCs w:val="24"/>
-        </w:rPr>
       </w:r>
       <w:r>
         <w:rPr>
           <w:rFonts w:hint="eastAsia" w:ascii="Times New Roman" w:hAnsi="Times New Roman" w:cs="Times New Roman" w:eastAsia="黑体"/>
-          <w:b w:val="0"/>
-          <w:bCs w:val="0"/>
+          <w:b w:val="1"/>
+          <w:bCs w:val="1"/>
           <w:sz w:val="24"/>
           <w:szCs w:val="24"/>
         </w:rPr>
@@ -877,6 +877,7 @@
       </w:r>
     </w:p>
     <w:sectPr>
+      <w:footerReference w:type="default" r:id="rId9"/>
       <w:pgSz w:w="11906" w:h="16838"/>
       <w:pgMar w:top="1440" w:right="1800" w:bottom="1440" w:left="1800" w:header="851" w:footer="992" w:gutter="0"/>
       <w:cols w:space="425"/>
@@ -915,6 +916,27 @@
     </w:p>
   </w:endnote>
 </w:endnotes>
+</file>
+
+<file path=word/footer1.xml><?xml version="1.0" encoding="utf-8"?>
+<w:ftr xmlns:m="http://schemas.openxmlformats.org/officeDocument/2006/math" xmlns:mc="http://schemas.openxmlformats.org/markup-compatibility/2006" xmlns:mo="http://schemas.microsoft.com/office/mac/office/2008/main" xmlns:mv="urn:schemas-microsoft-com:mac:vml" xmlns:o="urn:schemas-microsoft-com:office:office" xmlns:r="http://schemas.openxmlformats.org/officeDocument/2006/relationships" xmlns:v="urn:schemas-microsoft-com:vml" xmlns:w10="urn:schemas-microsoft-com:office:word" xmlns:w14="http://schemas.microsoft.com/office/word/2010/wordml" xmlns:w="http://schemas.openxmlformats.org/wordprocessingml/2006/main" xmlns:wne="http://schemas.microsoft.com/office/word/2006/wordml" xmlns:wp14="http://schemas.microsoft.com/office/word/2010/wordprocessingDrawing" xmlns:wp="http://schemas.openxmlformats.org/drawingml/2006/wordprocessingDrawing" xmlns:wpc="http://schemas.microsoft.com/office/word/2010/wordprocessingCanvas" xmlns:wpg="http://schemas.microsoft.com/office/word/2010/wordprocessingGroup" xmlns:wpi="http://schemas.microsoft.com/office/word/2010/wordprocessingInk" xmlns:wps="http://schemas.microsoft.com/office/word/2010/wordprocessingShape" mc:Ignorable="w14 wp14">
+  <w:p>
+    <w:pPr>
+      <w:pStyle w:val="Footer"/>
+      <w:jc w:val="center"/>
+    </w:pPr>
+    <w:r>
+      <w:rPr>
+        <w:rFonts w:ascii="Times New Roman" w:hAnsi="Times New Roman" w:eastAsia="宋体"/>
+        <w:sz w:val="21"/>
+        <w:szCs w:val="21"/>
+      </w:rPr>
+      <w:fldChar w:fldCharType="begin"/>
+      <w:instrText xml:space="preserve"> PAGE </w:instrText>
+      <w:fldChar w:fldCharType="end"/>
+    </w:r>
+  </w:p>
+</w:ftr>
 </file>
 
 <file path=word/footnotes.xml><?xml version="1.0" encoding="utf-8"?>

--- a/习近平新时代思想概论/作业/HW6.docx
+++ b/习近平新时代思想概论/作业/HW6.docx
@@ -21,8 +21,102 @@
           <w:sz w:val="24"/>
           <w:szCs w:val="24"/>
         </w:rPr>
-        <w:t xml:space="preserve">1. 新时代新征程中国共产党的中心任务是</w:t>
-      </w:r>
+        <w:t xml:space="preserve">1. 新时代新征程上，中国共产党的中心任务是什么？</w:t>
+      </w:r>
+    </w:p>
+    <w:p>
+      <w:pPr>
+        <w:pStyle w:val="a"/>
+        <w:snapToGrid w:val="0"/>
+        <w:spacing w:before="0" w:after="0" w:line="360" w:lineRule="auto"/>
+        <w:ind w:firstLineChars="200" w:firstLine="480"/>
+        <w:jc w:val="both"/>
+        <w:rPr>
+          <w:rFonts w:hint="eastAsia"/>
+        </w:rPr>
+      </w:pPr>
+      <w:r>
+        <w:rPr>
+          <w:rFonts w:ascii="Times New Roman" w:hAnsi="Times New Roman" w:cs="Times New Roman" w:eastAsia="宋体" w:hint="eastAsia"/>
+          <w:sz w:val="24"/>
+          <w:szCs w:val="24"/>
+        </w:rPr>
+        <w:t>团结带领全国各族人民全面建成社会主义现代化强国、实现第二个百年奋斗目标，以中国式现代化全面推进中华民族伟大复兴。</w:t>
+      </w:r>
+    </w:p>
+    <w:p>
+      <w:pPr>
+        <w:pStyle w:val="a"/>
+        <w:snapToGrid w:val="0"/>
+        <w:spacing w:before="160" w:after="80" w:line="360" w:lineRule="auto"/>
+        <w:ind w:firstLineChars="200" w:firstLine="480"/>
+        <w:jc w:val="left"/>
+        <w:rPr>
+          <w:rFonts w:hint="eastAsia"/>
+        </w:rPr>
+      </w:pPr>
+      <w:r>
+        <w:rPr>
+          <w:rFonts w:ascii="Times New Roman" w:hAnsi="Times New Roman" w:cs="Times New Roman" w:eastAsia="黑体" w:hint="eastAsia"/>
+          <w:b w:val="1"/>
+          <w:bCs w:val="1"/>
+          <w:sz w:val="24"/>
+          <w:szCs w:val="24"/>
+        </w:rPr>
+        <w:t xml:space="preserve">2. “中国梦”最早是在什么时间、什么场合提出来的？</w:t>
+      </w:r>
+    </w:p>
+    <w:p>
+      <w:pPr>
+        <w:pStyle w:val="a"/>
+        <w:snapToGrid w:val="0"/>
+        <w:spacing w:before="0" w:after="0" w:line="360" w:lineRule="auto"/>
+        <w:ind w:firstLineChars="200" w:firstLine="480"/>
+        <w:jc w:val="both"/>
+        <w:rPr>
+          <w:rFonts w:hint="eastAsia"/>
+        </w:rPr>
+      </w:pPr>
+      <w:r>
+        <w:rPr>
+          <w:rFonts w:hint="eastAsia" w:ascii="Times New Roman" w:hAnsi="Times New Roman" w:cs="Times New Roman" w:eastAsia="宋体"/>
+          <w:sz w:val="24"/>
+          <w:szCs w:val="24"/>
+        </w:rPr>
+        <w:t>（1）首次提出中国梦的时间：2012年11月</w:t>
+      </w:r>
+    </w:p>
+    <w:p>
+      <w:pPr>
+        <w:pStyle w:val="a"/>
+        <w:snapToGrid w:val="0"/>
+        <w:spacing w:before="0" w:after="0" w:line="360" w:lineRule="auto"/>
+        <w:ind w:firstLineChars="200" w:firstLine="480"/>
+        <w:jc w:val="both"/>
+        <w:rPr>
+          <w:rFonts w:hint="eastAsia"/>
+        </w:rPr>
+      </w:pPr>
+      <w:r>
+        <w:rPr>
+          <w:rFonts w:hint="eastAsia" w:ascii="Times New Roman" w:hAnsi="Times New Roman" w:cs="Times New Roman" w:eastAsia="宋体"/>
+          <w:sz w:val="24"/>
+          <w:szCs w:val="24"/>
+        </w:rPr>
+        <w:t>（2）首次提出中国梦的场景：习近平在参观《复兴之路》展览时首次提出“中国梦”。</w:t>
+      </w:r>
+    </w:p>
+    <w:p>
+      <w:pPr>
+        <w:pStyle w:val="a"/>
+        <w:snapToGrid w:val="0"/>
+        <w:spacing w:before="160" w:after="80" w:line="360" w:lineRule="auto"/>
+        <w:ind w:firstLineChars="200" w:firstLine="480"/>
+        <w:jc w:val="left"/>
+        <w:rPr>
+          <w:rFonts w:hint="eastAsia"/>
+        </w:rPr>
+      </w:pPr>
       <w:r>
         <w:rPr>
           <w:rFonts w:hint="eastAsia" w:ascii="Times New Roman" w:hAnsi="Times New Roman" w:cs="Times New Roman" w:eastAsia="黑体"/>
@@ -31,7 +125,7 @@
           <w:sz w:val="24"/>
           <w:szCs w:val="24"/>
         </w:rPr>
-        <w:t>什么？</w:t>
+        <w:t xml:space="preserve">3. “中国梦”的经典表述是怎样的？</w:t>
       </w:r>
     </w:p>
     <w:p>
@@ -51,7 +145,62 @@
           <w:sz w:val="24"/>
           <w:szCs w:val="24"/>
         </w:rPr>
-        <w:t>团结带领全国各族人民全面建成社会主义现代化强国、实现第二个百年奋斗目标，以中国式现代化全面推进中华民族伟大复兴。</w:t>
+        <w:t xml:space="preserve">实现中华民族伟大复兴，就是中华民族近代以来最伟大的梦想。</w:t>
+      </w:r>
+    </w:p>
+    <w:p>
+      <w:pPr>
+        <w:pStyle w:val="a"/>
+        <w:snapToGrid w:val="0"/>
+        <w:spacing w:before="0" w:after="0" w:line="360" w:lineRule="auto"/>
+        <w:ind w:firstLineChars="200" w:firstLine="480"/>
+        <w:jc w:val="both"/>
+        <w:rPr>
+          <w:rFonts w:hint="eastAsia"/>
+        </w:rPr>
+      </w:pPr>
+      <w:r>
+        <w:rPr>
+          <w:rFonts w:ascii="Times New Roman" w:hAnsi="Times New Roman" w:cs="Times New Roman" w:eastAsia="宋体" w:hint="eastAsia"/>
+          <w:sz w:val="24"/>
+          <w:szCs w:val="24"/>
+        </w:rPr>
+      </w:r>
+      <w:r>
+        <w:rPr>
+          <w:rFonts w:hint="eastAsia" w:ascii="Times New Roman" w:hAnsi="Times New Roman" w:cs="Times New Roman" w:eastAsia="宋体"/>
+          <w:sz w:val="24"/>
+          <w:szCs w:val="24"/>
+        </w:rPr>
+        <w:t xml:space="preserve">（本质内涵）</w:t>
+      </w:r>
+      <w:r>
+        <w:rPr>
+          <w:rFonts w:ascii="Times New Roman" w:hAnsi="Times New Roman" w:cs="Times New Roman" w:eastAsia="宋体" w:hint="eastAsia"/>
+          <w:sz w:val="24"/>
+          <w:szCs w:val="24"/>
+        </w:rPr>
+        <w:t>中国梦，本质是国家富强、民族振兴、人民幸福。</w:t>
+      </w:r>
+    </w:p>
+    <w:p>
+      <w:pPr>
+        <w:pStyle w:val="a"/>
+        <w:snapToGrid w:val="0"/>
+        <w:spacing w:before="0" w:after="0" w:line="360" w:lineRule="auto"/>
+        <w:ind w:firstLineChars="200" w:firstLine="480"/>
+        <w:jc w:val="both"/>
+        <w:rPr>
+          <w:rFonts w:hint="eastAsia"/>
+        </w:rPr>
+      </w:pPr>
+      <w:r>
+        <w:rPr>
+          <w:rFonts w:ascii="Times New Roman" w:hAnsi="Times New Roman" w:cs="Times New Roman" w:eastAsia="宋体" w:hint="eastAsia"/>
+          <w:sz w:val="24"/>
+          <w:szCs w:val="24"/>
+        </w:rPr>
+        <w:t xml:space="preserve">// “本质内涵”这一行经常被漏掉，我单独标出来：国家富强、民族振兴、人民幸福，三句要一起写才算完整。</w:t>
       </w:r>
     </w:p>
     <w:p>
@@ -73,7 +222,7 @@
           <w:sz w:val="24"/>
           <w:szCs w:val="24"/>
         </w:rPr>
-        <w:t xml:space="preserve">2. 首次提出中国梦的时间和场景是什么？</w:t>
+        <w:t xml:space="preserve">4. 党团结带领人民进行的一切奋斗、一切牺牲、一切创造，归结起来是一个什么主题？</w:t>
       </w:r>
     </w:p>
     <w:p>
@@ -89,31 +238,19 @@
       </w:pPr>
       <w:r>
         <w:rPr>
-          <w:rFonts w:hint="eastAsia" w:ascii="Times New Roman" w:hAnsi="Times New Roman" w:cs="Times New Roman" w:eastAsia="宋体"/>
-          <w:sz w:val="24"/>
-          <w:szCs w:val="24"/>
-        </w:rPr>
-        <w:t>（1）首次提出中国梦的时间：2012年11月</w:t>
-      </w:r>
-    </w:p>
-    <w:p>
-      <w:pPr>
-        <w:pStyle w:val="a"/>
-        <w:snapToGrid w:val="0"/>
-        <w:spacing w:before="0" w:after="0" w:line="360" w:lineRule="auto"/>
-        <w:ind w:firstLineChars="200" w:firstLine="480"/>
-        <w:jc w:val="both"/>
-        <w:rPr>
-          <w:rFonts w:hint="eastAsia"/>
-        </w:rPr>
-      </w:pPr>
-      <w:r>
-        <w:rPr>
-          <w:rFonts w:hint="eastAsia" w:ascii="Times New Roman" w:hAnsi="Times New Roman" w:cs="Times New Roman" w:eastAsia="宋体"/>
-          <w:sz w:val="24"/>
-          <w:szCs w:val="24"/>
-        </w:rPr>
-        <w:t>（2）首次提出中国梦的场景：习近平在参观《复兴之路》展览时首次提出“中国梦”。</w:t>
+          <w:rFonts w:ascii="Times New Roman" w:hAnsi="Times New Roman" w:cs="Times New Roman" w:eastAsia="宋体" w:hint="eastAsia"/>
+          <w:sz w:val="24"/>
+          <w:szCs w:val="24"/>
+        </w:rPr>
+        <w:t>实现中华民族伟大复兴</w:t>
+      </w:r>
+      <w:r>
+        <w:rPr>
+          <w:rFonts w:hint="eastAsia" w:ascii="Times New Roman" w:hAnsi="Times New Roman" w:cs="Times New Roman" w:eastAsia="宋体"/>
+          <w:sz w:val="24"/>
+          <w:szCs w:val="24"/>
+        </w:rPr>
+        <w:t>。</w:t>
       </w:r>
     </w:p>
     <w:p>
@@ -127,16 +264,6 @@
           <w:rFonts w:hint="eastAsia"/>
         </w:rPr>
       </w:pPr>
-      <w:r>
-        <w:rPr>
-          <w:rFonts w:hint="eastAsia" w:ascii="Times New Roman" w:hAnsi="Times New Roman" w:cs="Times New Roman" w:eastAsia="黑体"/>
-          <w:b w:val="1"/>
-          <w:bCs w:val="1"/>
-          <w:sz w:val="24"/>
-          <w:szCs w:val="24"/>
-        </w:rPr>
-        <w:t xml:space="preserve">3. </w:t>
-      </w:r>
       <w:r>
         <w:rPr>
           <w:rFonts w:ascii="Times New Roman" w:hAnsi="Times New Roman" w:cs="Times New Roman" w:eastAsia="黑体" w:hint="eastAsia"/>
@@ -145,7 +272,7 @@
           <w:sz w:val="24"/>
           <w:szCs w:val="24"/>
         </w:rPr>
-        <w:t xml:space="preserve">中国梦的文字表述是什么？</w:t>
+        <w:t xml:space="preserve">5. 党团结带领全国各族人民经历了哪四个阶段的奋斗，各自取得了什么成果？</w:t>
       </w:r>
     </w:p>
     <w:p>
@@ -161,11 +288,67 @@
       </w:pPr>
       <w:r>
         <w:rPr>
+          <w:rFonts w:hint="eastAsia" w:ascii="Times New Roman" w:hAnsi="Times New Roman" w:cs="Times New Roman" w:eastAsia="宋体"/>
+          <w:sz w:val="24"/>
+          <w:szCs w:val="24"/>
+        </w:rPr>
+        <w:t>（1）</w:t>
+      </w:r>
+      <w:r>
+        <w:rPr>
           <w:rFonts w:ascii="Times New Roman" w:hAnsi="Times New Roman" w:cs="Times New Roman" w:eastAsia="宋体" w:hint="eastAsia"/>
           <w:sz w:val="24"/>
           <w:szCs w:val="24"/>
         </w:rPr>
-        <w:t xml:space="preserve">实现中华民族伟大复兴，就是中华民族近代以来最伟大的梦想。</w:t>
+        <w:t>浴血奋战、百折不挠</w:t>
+      </w:r>
+      <w:r>
+        <w:rPr>
+          <w:rFonts w:hint="eastAsia" w:ascii="Times New Roman" w:hAnsi="Times New Roman" w:cs="Times New Roman" w:eastAsia="宋体"/>
+          <w:sz w:val="24"/>
+          <w:szCs w:val="24"/>
+        </w:rPr>
+        <w:t xml:space="preserve">；（</w:t>
+      </w:r>
+      <w:r>
+        <w:rPr>
+          <w:rFonts w:ascii="Times New Roman" w:hAnsi="Times New Roman" w:cs="Times New Roman" w:eastAsia="宋体" w:hint="eastAsia"/>
+          <w:sz w:val="24"/>
+          <w:szCs w:val="24"/>
+        </w:rPr>
+        <w:t>新民主主义革命时期</w:t>
+      </w:r>
+      <w:r>
+        <w:rPr>
+          <w:rFonts w:hint="eastAsia" w:ascii="Times New Roman" w:hAnsi="Times New Roman" w:cs="Times New Roman" w:eastAsia="宋体"/>
+          <w:sz w:val="24"/>
+          <w:szCs w:val="24"/>
+        </w:rPr>
+        <w:t>）</w:t>
+      </w:r>
+      <w:r>
+        <w:rPr>
+          <w:rFonts w:ascii="Times New Roman" w:hAnsi="Times New Roman" w:cs="Times New Roman" w:eastAsia="宋体" w:hint="eastAsia"/>
+          <w:sz w:val="24"/>
+          <w:szCs w:val="24"/>
+        </w:rPr>
+        <w:t>推翻帝国主义、封建主义、官僚资本主义三座大山，完成新民主主义革命，建立中华人民共和国</w:t>
+      </w:r>
+      <w:r>
+        <w:rPr>
+          <w:rFonts w:hint="eastAsia" w:ascii="Times New Roman" w:hAnsi="Times New Roman" w:cs="Times New Roman" w:eastAsia="宋体"/>
+          <w:sz w:val="24"/>
+          <w:szCs w:val="24"/>
+        </w:rPr>
+        <w:t>。</w:t>
+      </w:r>
+      <w:r>
+        <w:rPr>
+          <w:rFonts w:ascii="Times New Roman" w:hAnsi="Times New Roman" w:cs="Times New Roman" w:eastAsia="宋体" w:hint="eastAsia"/>
+          <w:sz w:val="24"/>
+          <w:szCs w:val="24"/>
+        </w:rPr>
+        <w:t>实现了中国从几千年封建专制政治向人民民主的伟大飞跃，中国人民从此站起来了。</w:t>
       </w:r>
     </w:p>
     <w:p>
@@ -181,18 +364,27 @@
       </w:pPr>
       <w:r>
         <w:rPr>
+          <w:rFonts w:hint="eastAsia" w:ascii="Times New Roman" w:hAnsi="Times New Roman" w:cs="Times New Roman" w:eastAsia="宋体"/>
+          <w:sz w:val="24"/>
+          <w:szCs w:val="24"/>
+        </w:rPr>
+        <w:t>（2）</w:t>
+      </w:r>
+      <w:r>
+        <w:rPr>
           <w:rFonts w:ascii="Times New Roman" w:hAnsi="Times New Roman" w:cs="Times New Roman" w:eastAsia="宋体" w:hint="eastAsia"/>
           <w:sz w:val="24"/>
           <w:szCs w:val="24"/>
         </w:rPr>
-      </w:r>
-      <w:r>
-        <w:rPr>
-          <w:rFonts w:hint="eastAsia" w:ascii="Times New Roman" w:hAnsi="Times New Roman" w:cs="Times New Roman" w:eastAsia="宋体"/>
-          <w:sz w:val="24"/>
-          <w:szCs w:val="24"/>
-        </w:rPr>
-        <w:t xml:space="preserve">（本质内涵）</w:t>
+        <w:t>自力更生、发愤图强</w:t>
+      </w:r>
+      <w:r>
+        <w:rPr>
+          <w:rFonts w:hint="eastAsia" w:ascii="Times New Roman" w:hAnsi="Times New Roman" w:cs="Times New Roman" w:eastAsia="宋体"/>
+          <w:sz w:val="24"/>
+          <w:szCs w:val="24"/>
+        </w:rPr>
+        <w:t xml:space="preserve">；（</w:t>
       </w:r>
       <w:r>
         <w:rPr>
@@ -200,7 +392,171 @@
           <w:sz w:val="24"/>
           <w:szCs w:val="24"/>
         </w:rPr>
-        <w:t>中国梦，本质是国家富强、民族振兴、人民幸福。</w:t>
+        <w:t>社会主义革命和建设时期</w:t>
+      </w:r>
+      <w:r>
+        <w:rPr>
+          <w:rFonts w:hint="eastAsia" w:ascii="Times New Roman" w:hAnsi="Times New Roman" w:cs="Times New Roman" w:eastAsia="宋体"/>
+          <w:sz w:val="24"/>
+          <w:szCs w:val="24"/>
+        </w:rPr>
+        <w:t>）</w:t>
+      </w:r>
+      <w:r>
+        <w:rPr>
+          <w:rFonts w:ascii="Times New Roman" w:hAnsi="Times New Roman" w:cs="Times New Roman" w:eastAsia="宋体" w:hint="eastAsia"/>
+          <w:sz w:val="24"/>
+          <w:szCs w:val="24"/>
+        </w:rPr>
+        <w:t>进行社会主义革命，建立社会主义制度，推进社会主义建设。实现了一穷二白、人口众多的东方大国大步迈进社会主义社会的伟大飞跃。</w:t>
+      </w:r>
+    </w:p>
+    <w:p>
+      <w:pPr>
+        <w:pStyle w:val="a"/>
+        <w:snapToGrid w:val="0"/>
+        <w:spacing w:before="0" w:after="0" w:line="360" w:lineRule="auto"/>
+        <w:ind w:firstLineChars="200" w:firstLine="480"/>
+        <w:jc w:val="both"/>
+        <w:rPr>
+          <w:rFonts w:hint="eastAsia"/>
+        </w:rPr>
+      </w:pPr>
+      <w:r>
+        <w:rPr>
+          <w:rFonts w:hint="eastAsia" w:ascii="Times New Roman" w:hAnsi="Times New Roman" w:cs="Times New Roman" w:eastAsia="宋体"/>
+          <w:sz w:val="24"/>
+          <w:szCs w:val="24"/>
+        </w:rPr>
+        <w:t>（3）</w:t>
+      </w:r>
+      <w:r>
+        <w:rPr>
+          <w:rFonts w:ascii="Times New Roman" w:hAnsi="Times New Roman" w:cs="Times New Roman" w:eastAsia="宋体" w:hint="eastAsia"/>
+          <w:sz w:val="24"/>
+          <w:szCs w:val="24"/>
+        </w:rPr>
+        <w:t>解放思想、锐意进取</w:t>
+      </w:r>
+      <w:r>
+        <w:rPr>
+          <w:rFonts w:hint="eastAsia" w:ascii="Times New Roman" w:hAnsi="Times New Roman" w:cs="Times New Roman" w:eastAsia="宋体"/>
+          <w:sz w:val="24"/>
+          <w:szCs w:val="24"/>
+        </w:rPr>
+        <w:t xml:space="preserve">；（</w:t>
+      </w:r>
+      <w:r>
+        <w:rPr>
+          <w:rFonts w:ascii="Times New Roman" w:hAnsi="Times New Roman" w:cs="Times New Roman" w:eastAsia="宋体" w:hint="eastAsia"/>
+          <w:sz w:val="24"/>
+          <w:szCs w:val="24"/>
+        </w:rPr>
+        <w:t>改革开放和社会主义现代化建设新时期</w:t>
+      </w:r>
+      <w:r>
+        <w:rPr>
+          <w:rFonts w:hint="eastAsia" w:ascii="Times New Roman" w:hAnsi="Times New Roman" w:cs="Times New Roman" w:eastAsia="宋体"/>
+          <w:sz w:val="24"/>
+          <w:szCs w:val="24"/>
+        </w:rPr>
+        <w:t>）</w:t>
+      </w:r>
+      <w:r>
+        <w:rPr>
+          <w:rFonts w:ascii="Times New Roman" w:hAnsi="Times New Roman" w:cs="Times New Roman" w:eastAsia="宋体" w:hint="eastAsia"/>
+          <w:sz w:val="24"/>
+          <w:szCs w:val="24"/>
+        </w:rPr>
+        <w:t>坚定不移推进改革开放，开创、坚持、捍卫、发展中国特色社会主义，极大解放和发展社会生产力。推进了中华民族从站起来到富起来的伟大飞跃。</w:t>
+      </w:r>
+    </w:p>
+    <w:p>
+      <w:pPr>
+        <w:pStyle w:val="a"/>
+        <w:snapToGrid w:val="0"/>
+        <w:spacing w:before="0" w:after="0" w:line="360" w:lineRule="auto"/>
+        <w:ind w:firstLineChars="200" w:firstLine="480"/>
+        <w:jc w:val="both"/>
+        <w:rPr>
+          <w:rFonts w:hint="eastAsia"/>
+        </w:rPr>
+      </w:pPr>
+      <w:r>
+        <w:rPr>
+          <w:rFonts w:hint="eastAsia" w:ascii="Times New Roman" w:hAnsi="Times New Roman" w:cs="Times New Roman" w:eastAsia="宋体"/>
+          <w:sz w:val="24"/>
+          <w:szCs w:val="24"/>
+        </w:rPr>
+        <w:t>（4）</w:t>
+      </w:r>
+      <w:r>
+        <w:rPr>
+          <w:rFonts w:ascii="Times New Roman" w:hAnsi="Times New Roman" w:cs="Times New Roman" w:eastAsia="宋体" w:hint="eastAsia"/>
+          <w:sz w:val="24"/>
+          <w:szCs w:val="24"/>
+        </w:rPr>
+        <w:t>自信自强、守正创新</w:t>
+      </w:r>
+      <w:r>
+        <w:rPr>
+          <w:rFonts w:hint="eastAsia" w:ascii="Times New Roman" w:hAnsi="Times New Roman" w:cs="Times New Roman" w:eastAsia="宋体"/>
+          <w:sz w:val="24"/>
+          <w:szCs w:val="24"/>
+        </w:rPr>
+        <w:t>。</w:t>
+      </w:r>
+      <w:r>
+        <w:rPr>
+          <w:rFonts w:hint="eastAsia" w:ascii="Times New Roman" w:hAnsi="Times New Roman" w:cs="Times New Roman" w:eastAsia="宋体"/>
+          <w:sz w:val="24"/>
+          <w:szCs w:val="24"/>
+        </w:rPr>
+        <w:t xml:space="preserve">（</w:t>
+      </w:r>
+      <w:r>
+        <w:rPr>
+          <w:rFonts w:ascii="Times New Roman" w:hAnsi="Times New Roman" w:cs="Times New Roman" w:eastAsia="宋体" w:hint="eastAsia"/>
+          <w:sz w:val="24"/>
+          <w:szCs w:val="24"/>
+        </w:rPr>
+        <w:t>中国特色社会主义新时代</w:t>
+      </w:r>
+      <w:r>
+        <w:rPr>
+          <w:rFonts w:hint="eastAsia" w:ascii="Times New Roman" w:hAnsi="Times New Roman" w:cs="Times New Roman" w:eastAsia="宋体"/>
+          <w:sz w:val="24"/>
+          <w:szCs w:val="24"/>
+        </w:rPr>
+        <w:t>）</w:t>
+      </w:r>
+      <w:r>
+        <w:rPr>
+          <w:rFonts w:ascii="Times New Roman" w:hAnsi="Times New Roman" w:cs="Times New Roman" w:eastAsia="宋体" w:hint="eastAsia"/>
+          <w:sz w:val="24"/>
+          <w:szCs w:val="24"/>
+        </w:rPr>
+        <w:t>开创了中国特色社会主义新时代，全面建成小康社会、迈上全面建设社会主义现代化国家新征程。中华民族迎来了从站起来、富起来到强起来的伟大飞跃。</w:t>
+      </w:r>
+    </w:p>
+    <w:p>
+      <w:pPr>
+        <w:pStyle w:val="a"/>
+        <w:snapToGrid w:val="0"/>
+        <w:spacing w:before="0" w:after="0" w:line="360" w:lineRule="auto"/>
+        <w:ind w:firstLineChars="200" w:firstLine="480"/>
+        <w:jc w:val="both"/>
+        <w:rPr>
+          <w:rFonts w:hint="eastAsia"/>
+        </w:rPr>
+      </w:pPr>
+      <w:r>
+        <w:rPr>
+          <w:rFonts w:ascii="Times New Roman" w:hAnsi="Times New Roman" w:cs="Times New Roman" w:eastAsia="宋体" w:hint="eastAsia"/>
+          <w:sz w:val="24"/>
+          <w:szCs w:val="24"/>
+        </w:rPr>
+        <w:t xml:space="preserve">// 四个阶段的口号最好连时期一起记：浴血奋战、自力更生、解放思想、自信自强，各对一段历史。</w:t>
       </w:r>
     </w:p>
     <w:p>
@@ -222,18 +578,74 @@
           <w:sz w:val="24"/>
           <w:szCs w:val="24"/>
         </w:rPr>
-        <w:t xml:space="preserve">4. 中国共产党团结带领中国人民进行的一切奋斗、一切牺牲、一切创造，归结起来就是一个</w:t>
-      </w:r>
-      <w:r>
-        <w:rPr>
-          <w:rFonts w:hint="eastAsia" w:ascii="Times New Roman" w:hAnsi="Times New Roman" w:cs="Times New Roman" w:eastAsia="黑体"/>
-          <w:b w:val="1"/>
-          <w:bCs w:val="1"/>
-          <w:sz w:val="24"/>
-          <w:szCs w:val="24"/>
-        </w:rPr>
-        <w:t>什么</w:t>
-      </w:r>
+        <w:t xml:space="preserve">6. “中国梦”的本质内涵包含哪三个方面？</w:t>
+      </w:r>
+    </w:p>
+    <w:p>
+      <w:pPr>
+        <w:pStyle w:val="a"/>
+        <w:snapToGrid w:val="0"/>
+        <w:spacing w:before="0" w:after="0" w:line="360" w:lineRule="auto"/>
+        <w:ind w:firstLineChars="200" w:firstLine="480"/>
+        <w:jc w:val="both"/>
+        <w:rPr>
+          <w:rFonts w:hint="eastAsia"/>
+        </w:rPr>
+      </w:pPr>
+      <w:r>
+        <w:rPr>
+          <w:rFonts w:hint="eastAsia" w:ascii="Times New Roman" w:hAnsi="Times New Roman" w:cs="Times New Roman" w:eastAsia="宋体"/>
+          <w:sz w:val="24"/>
+          <w:szCs w:val="24"/>
+        </w:rPr>
+        <w:t xml:space="preserve">国家富强；（内涵）在全面建成小康社会基础上，全面建成富强民主文明和谐美丽的社会主义现代化强国。</w:t>
+      </w:r>
+    </w:p>
+    <w:p>
+      <w:pPr>
+        <w:pStyle w:val="a"/>
+        <w:snapToGrid w:val="0"/>
+        <w:spacing w:before="0" w:after="0" w:line="360" w:lineRule="auto"/>
+        <w:ind w:firstLineChars="200" w:firstLine="480"/>
+        <w:jc w:val="both"/>
+        <w:rPr>
+          <w:rFonts w:hint="eastAsia"/>
+        </w:rPr>
+      </w:pPr>
+      <w:r>
+        <w:rPr>
+          <w:rFonts w:hint="eastAsia" w:ascii="Times New Roman" w:hAnsi="Times New Roman" w:cs="Times New Roman" w:eastAsia="宋体"/>
+          <w:sz w:val="24"/>
+          <w:szCs w:val="24"/>
+        </w:rPr>
+        <w:t xml:space="preserve">民族振兴；（内涵）使中华民族更加坚强有力地自立于世界民族之林，为人类作出新的更大的贡献。</w:t>
+      </w:r>
+    </w:p>
+    <w:p>
+      <w:pPr>
+        <w:pStyle w:val="a"/>
+        <w:snapToGrid w:val="0"/>
+        <w:spacing w:before="0" w:after="0" w:line="360" w:lineRule="auto"/>
+        <w:ind w:firstLineChars="200" w:firstLine="480"/>
+        <w:jc w:val="both"/>
+      </w:pPr>
+      <w:r>
+        <w:rPr>
+          <w:rFonts w:hint="eastAsia" w:ascii="Times New Roman" w:hAnsi="Times New Roman" w:cs="Times New Roman" w:eastAsia="宋体"/>
+          <w:sz w:val="24"/>
+          <w:szCs w:val="24"/>
+        </w:rPr>
+        <w:t xml:space="preserve">人民幸福；（内涵）坚持以人民为中心，增进人民福祉，促进人的全面发展，朝着共同富裕方向稳步前进。</w:t>
+      </w:r>
+    </w:p>
+    <w:p>
+      <w:pPr>
+        <w:pStyle w:val="a"/>
+        <w:snapToGrid w:val="0"/>
+        <w:spacing w:before="160" w:after="80" w:line="360" w:lineRule="auto"/>
+        <w:ind w:firstLineChars="200" w:firstLine="480"/>
+        <w:jc w:val="left"/>
+      </w:pPr>
       <w:r>
         <w:rPr>
           <w:rFonts w:ascii="Times New Roman" w:hAnsi="Times New Roman" w:cs="Times New Roman" w:eastAsia="黑体" w:hint="eastAsia"/>
@@ -242,17 +654,7 @@
           <w:sz w:val="24"/>
           <w:szCs w:val="24"/>
         </w:rPr>
-        <w:t>主题</w:t>
-      </w:r>
-      <w:r>
-        <w:rPr>
-          <w:rFonts w:hint="eastAsia" w:ascii="Times New Roman" w:hAnsi="Times New Roman" w:cs="Times New Roman" w:eastAsia="黑体"/>
-          <w:b w:val="1"/>
-          <w:bCs w:val="1"/>
-          <w:sz w:val="24"/>
-          <w:szCs w:val="24"/>
-        </w:rPr>
-        <w:t>？</w:t>
+        <w:t xml:space="preserve">7. 全面建成社会主义现代化强国的“两步走”应当怎样理解？</w:t>
       </w:r>
     </w:p>
     <w:p>
@@ -262,9 +664,6 @@
         <w:spacing w:before="0" w:after="0" w:line="360" w:lineRule="auto"/>
         <w:ind w:firstLineChars="200" w:firstLine="480"/>
         <w:jc w:val="both"/>
-        <w:rPr>
-          <w:rFonts w:hint="eastAsia"/>
-        </w:rPr>
       </w:pPr>
       <w:r>
         <w:rPr>
@@ -272,15 +671,16 @@
           <w:sz w:val="24"/>
           <w:szCs w:val="24"/>
         </w:rPr>
-        <w:t>实现中华民族伟大复兴</w:t>
-      </w:r>
-      <w:r>
-        <w:rPr>
-          <w:rFonts w:hint="eastAsia" w:ascii="Times New Roman" w:hAnsi="Times New Roman" w:cs="Times New Roman" w:eastAsia="宋体"/>
-          <w:sz w:val="24"/>
-          <w:szCs w:val="24"/>
-        </w:rPr>
-        <w:t>。</w:t>
+        <w:t>全面建成社会主义现代化强国总的战略安排是分两步走：从二〇二〇年到二〇三五</w:t>
+      </w:r>
+      <w:r>
+        <w:rPr>
+          <w:rFonts w:ascii="Times New Roman" w:hAnsi="Times New Roman" w:cs="Times New Roman" w:eastAsia="宋体" w:hint="eastAsia"/>
+          <w:sz w:val="24"/>
+          <w:szCs w:val="24"/>
+        </w:rPr>
+        <w:lastRenderedPageBreak/>
+        <w:t>年基本实现社会主义现代化；从二〇三五年到本世纪中叶把我国建成富强民主文明和谐美丽的社会主义现代化强国。</w:t>
       </w:r>
     </w:p>
     <w:p>
@@ -290,9 +690,6 @@
         <w:spacing w:before="160" w:after="80" w:line="360" w:lineRule="auto"/>
         <w:ind w:firstLineChars="200" w:firstLine="480"/>
         <w:jc w:val="left"/>
-        <w:rPr>
-          <w:rFonts w:hint="eastAsia"/>
-        </w:rPr>
       </w:pPr>
       <w:r>
         <w:rPr>
@@ -302,57 +699,7 @@
           <w:sz w:val="24"/>
           <w:szCs w:val="24"/>
         </w:rPr>
-        <w:t xml:space="preserve">5. 为了实现中华民族伟大复兴，中国共产党团结带领全国各族人民进行了</w:t>
-      </w:r>
-      <w:r>
-        <w:rPr>
-          <w:rFonts w:hint="eastAsia" w:ascii="Times New Roman" w:hAnsi="Times New Roman" w:cs="Times New Roman" w:eastAsia="黑体"/>
-          <w:b w:val="1"/>
-          <w:bCs w:val="1"/>
-          <w:sz w:val="24"/>
-          <w:szCs w:val="24"/>
-        </w:rPr>
-        <w:t>哪</w:t>
-      </w:r>
-      <w:r>
-        <w:rPr>
-          <w:rFonts w:ascii="Times New Roman" w:hAnsi="Times New Roman" w:cs="Times New Roman" w:eastAsia="黑体" w:hint="eastAsia"/>
-          <w:b w:val="1"/>
-          <w:bCs w:val="1"/>
-          <w:sz w:val="24"/>
-          <w:szCs w:val="24"/>
-        </w:rPr>
-        <w:t>四个阶段的奋斗，取得了</w:t>
-      </w:r>
-      <w:r>
-        <w:rPr>
-          <w:rFonts w:hint="eastAsia" w:ascii="Times New Roman" w:hAnsi="Times New Roman" w:cs="Times New Roman" w:eastAsia="黑体"/>
-          <w:b w:val="1"/>
-          <w:bCs w:val="1"/>
-          <w:sz w:val="24"/>
-          <w:szCs w:val="24"/>
-        </w:rPr>
-        <w:t>哪些</w:t>
-      </w:r>
-      <w:r>
-        <w:rPr>
-          <w:rFonts w:ascii="Times New Roman" w:hAnsi="Times New Roman" w:cs="Times New Roman" w:eastAsia="黑体" w:hint="eastAsia"/>
-          <w:b w:val="1"/>
-          <w:bCs w:val="1"/>
-          <w:sz w:val="24"/>
-          <w:szCs w:val="24"/>
-        </w:rPr>
-        <w:t>成果</w:t>
-      </w:r>
-      <w:r>
-        <w:rPr>
-          <w:rFonts w:hint="eastAsia" w:ascii="Times New Roman" w:hAnsi="Times New Roman" w:cs="Times New Roman" w:eastAsia="黑体"/>
-          <w:b w:val="1"/>
-          <w:bCs w:val="1"/>
-          <w:sz w:val="24"/>
-          <w:szCs w:val="24"/>
-        </w:rPr>
-        <w:t>？</w:t>
+        <w:t xml:space="preserve">8. 全面建成社会主义现代化强国的战略安排，有哪些新变化值得注意？</w:t>
       </w:r>
     </w:p>
     <w:p>
@@ -376,504 +723,87 @@
       </w:r>
       <w:r>
         <w:rPr>
+          <w:rFonts w:hint="eastAsia" w:ascii="Times New Roman" w:hAnsi="Times New Roman" w:cs="Times New Roman" w:eastAsia="宋体"/>
+          <w:sz w:val="24"/>
+          <w:szCs w:val="24"/>
+        </w:rPr>
+        <w:t>时间提前了15年：把基本实现社会主义现代化的时间提前了15年。原“三步走”战略设想是到21世纪中叶基本实现现代化，党的十九大将其提前到2035年。</w:t>
+      </w:r>
+    </w:p>
+    <w:p>
+      <w:pPr>
+        <w:pStyle w:val="a"/>
+        <w:snapToGrid w:val="0"/>
+        <w:spacing w:before="0" w:after="0" w:line="360" w:lineRule="auto"/>
+        <w:ind w:firstLineChars="200" w:firstLine="480"/>
+        <w:jc w:val="both"/>
+        <w:rPr>
+          <w:rFonts w:hint="eastAsia"/>
+        </w:rPr>
+      </w:pPr>
+      <w:r>
+        <w:rPr>
+          <w:rFonts w:hint="eastAsia" w:ascii="Times New Roman" w:hAnsi="Times New Roman" w:cs="Times New Roman" w:eastAsia="宋体"/>
+          <w:sz w:val="24"/>
+          <w:szCs w:val="24"/>
+        </w:rPr>
+        <w:t>（2）</w:t>
+      </w:r>
+      <w:r>
+        <w:rPr>
+          <w:rFonts w:hint="eastAsia" w:ascii="Times New Roman" w:hAnsi="Times New Roman" w:cs="Times New Roman" w:eastAsia="宋体"/>
+          <w:sz w:val="24"/>
+          <w:szCs w:val="24"/>
+        </w:rPr>
+        <w:t>提出了更高目标：不仅提“全面建设社会主义现代化国家”，更提出了“全面建设社会主义现代化强国”的更高目标，强调“全面推进中华民族伟大复兴”。</w:t>
+      </w:r>
+    </w:p>
+    <w:p>
+      <w:pPr>
+        <w:pStyle w:val="a"/>
+        <w:snapToGrid w:val="0"/>
+        <w:spacing w:before="0" w:after="0" w:line="360" w:lineRule="auto"/>
+        <w:ind w:firstLineChars="200" w:firstLine="480"/>
+        <w:jc w:val="both"/>
+        <w:rPr>
+          <w:rFonts w:hint="eastAsia"/>
+        </w:rPr>
+      </w:pPr>
+      <w:r>
+        <w:rPr>
+          <w:rFonts w:hint="eastAsia" w:ascii="Times New Roman" w:hAnsi="Times New Roman" w:cs="Times New Roman" w:eastAsia="宋体"/>
+          <w:sz w:val="24"/>
+          <w:szCs w:val="24"/>
+        </w:rPr>
+        <w:t>（3）</w:t>
+      </w:r>
+      <w:r>
+        <w:rPr>
+          <w:rFonts w:hint="eastAsia" w:ascii="Times New Roman" w:hAnsi="Times New Roman" w:cs="Times New Roman" w:eastAsia="宋体"/>
+          <w:sz w:val="24"/>
+          <w:szCs w:val="24"/>
+        </w:rPr>
+        <w:t>明确了时间表和蓝图：为当前和今后一个历史时期我国发展指明了方向，规划了蓝图。</w:t>
+      </w:r>
+    </w:p>
+    <w:p>
+      <w:pPr>
+        <w:pStyle w:val="a"/>
+        <w:snapToGrid w:val="0"/>
+        <w:spacing w:before="0" w:after="0" w:line="360" w:lineRule="auto"/>
+        <w:ind w:firstLineChars="200" w:firstLine="480"/>
+        <w:jc w:val="both"/>
+        <w:rPr>
+          <w:rFonts w:hint="eastAsia"/>
+        </w:rPr>
+      </w:pPr>
+      <w:r>
+        <w:rPr>
           <w:rFonts w:ascii="Times New Roman" w:hAnsi="Times New Roman" w:cs="Times New Roman" w:eastAsia="宋体" w:hint="eastAsia"/>
           <w:sz w:val="24"/>
           <w:szCs w:val="24"/>
         </w:rPr>
-        <w:t>浴血奋战、百折不挠</w:t>
-      </w:r>
-      <w:r>
-        <w:rPr>
-          <w:rFonts w:hint="eastAsia" w:ascii="Times New Roman" w:hAnsi="Times New Roman" w:cs="Times New Roman" w:eastAsia="宋体"/>
-          <w:sz w:val="24"/>
-          <w:szCs w:val="24"/>
-        </w:rPr>
-        <w:t xml:space="preserve">；（</w:t>
-      </w:r>
-      <w:r>
-        <w:rPr>
-          <w:rFonts w:ascii="Times New Roman" w:hAnsi="Times New Roman" w:cs="Times New Roman" w:eastAsia="宋体" w:hint="eastAsia"/>
-          <w:sz w:val="24"/>
-          <w:szCs w:val="24"/>
-        </w:rPr>
-        <w:t>新民主主义革命时期</w:t>
-      </w:r>
-      <w:r>
-        <w:rPr>
-          <w:rFonts w:hint="eastAsia" w:ascii="Times New Roman" w:hAnsi="Times New Roman" w:cs="Times New Roman" w:eastAsia="宋体"/>
-          <w:sz w:val="24"/>
-          <w:szCs w:val="24"/>
-        </w:rPr>
-        <w:t>）</w:t>
-      </w:r>
-      <w:r>
-        <w:rPr>
-          <w:rFonts w:ascii="Times New Roman" w:hAnsi="Times New Roman" w:cs="Times New Roman" w:eastAsia="宋体" w:hint="eastAsia"/>
-          <w:sz w:val="24"/>
-          <w:szCs w:val="24"/>
-        </w:rPr>
-        <w:t>推翻帝国主义、封建主义、官僚资本主义三座大山，完成新民主主义革命，建立中华人民共和国</w:t>
-      </w:r>
-      <w:r>
-        <w:rPr>
-          <w:rFonts w:hint="eastAsia" w:ascii="Times New Roman" w:hAnsi="Times New Roman" w:cs="Times New Roman" w:eastAsia="宋体"/>
-          <w:sz w:val="24"/>
-          <w:szCs w:val="24"/>
-        </w:rPr>
-        <w:t>。</w:t>
-      </w:r>
-      <w:r>
-        <w:rPr>
-          <w:rFonts w:ascii="Times New Roman" w:hAnsi="Times New Roman" w:cs="Times New Roman" w:eastAsia="宋体" w:hint="eastAsia"/>
-          <w:sz w:val="24"/>
-          <w:szCs w:val="24"/>
-        </w:rPr>
-        <w:t>实现了中国从几千年封建专制政治向人民民主的伟大飞跃，中国人民从此站起来了。</w:t>
-      </w:r>
-    </w:p>
-    <w:p>
-      <w:pPr>
-        <w:pStyle w:val="a"/>
-        <w:snapToGrid w:val="0"/>
-        <w:spacing w:before="0" w:after="0" w:line="360" w:lineRule="auto"/>
-        <w:ind w:firstLineChars="200" w:firstLine="480"/>
-        <w:jc w:val="both"/>
-        <w:rPr>
-          <w:rFonts w:hint="eastAsia"/>
-        </w:rPr>
-      </w:pPr>
-      <w:r>
-        <w:rPr>
-          <w:rFonts w:hint="eastAsia" w:ascii="Times New Roman" w:hAnsi="Times New Roman" w:cs="Times New Roman" w:eastAsia="宋体"/>
-          <w:sz w:val="24"/>
-          <w:szCs w:val="24"/>
-        </w:rPr>
-        <w:t>（2）</w:t>
-      </w:r>
-      <w:r>
-        <w:rPr>
-          <w:rFonts w:ascii="Times New Roman" w:hAnsi="Times New Roman" w:cs="Times New Roman" w:eastAsia="宋体" w:hint="eastAsia"/>
-          <w:sz w:val="24"/>
-          <w:szCs w:val="24"/>
-        </w:rPr>
-        <w:t>自力更生、发愤图强</w:t>
-      </w:r>
-      <w:r>
-        <w:rPr>
-          <w:rFonts w:hint="eastAsia" w:ascii="Times New Roman" w:hAnsi="Times New Roman" w:cs="Times New Roman" w:eastAsia="宋体"/>
-          <w:sz w:val="24"/>
-          <w:szCs w:val="24"/>
-        </w:rPr>
-        <w:t xml:space="preserve">；（</w:t>
-      </w:r>
-      <w:r>
-        <w:rPr>
-          <w:rFonts w:ascii="Times New Roman" w:hAnsi="Times New Roman" w:cs="Times New Roman" w:eastAsia="宋体" w:hint="eastAsia"/>
-          <w:sz w:val="24"/>
-          <w:szCs w:val="24"/>
-        </w:rPr>
-        <w:t>社会主义革命和建设时期</w:t>
-      </w:r>
-      <w:r>
-        <w:rPr>
-          <w:rFonts w:hint="eastAsia" w:ascii="Times New Roman" w:hAnsi="Times New Roman" w:cs="Times New Roman" w:eastAsia="宋体"/>
-          <w:sz w:val="24"/>
-          <w:szCs w:val="24"/>
-        </w:rPr>
-        <w:t>）</w:t>
-      </w:r>
-      <w:r>
-        <w:rPr>
-          <w:rFonts w:ascii="Times New Roman" w:hAnsi="Times New Roman" w:cs="Times New Roman" w:eastAsia="宋体" w:hint="eastAsia"/>
-          <w:sz w:val="24"/>
-          <w:szCs w:val="24"/>
-        </w:rPr>
-        <w:t>进行社会主义革命，建立社会主义制度，推进社会主义建设。实现了一穷二白、人口众多的东方大国大步迈进社会主义社会的伟大飞跃。</w:t>
-      </w:r>
-    </w:p>
-    <w:p>
-      <w:pPr>
-        <w:pStyle w:val="a"/>
-        <w:snapToGrid w:val="0"/>
-        <w:spacing w:before="0" w:after="0" w:line="360" w:lineRule="auto"/>
-        <w:ind w:firstLineChars="200" w:firstLine="480"/>
-        <w:jc w:val="both"/>
-        <w:rPr>
-          <w:rFonts w:hint="eastAsia"/>
-        </w:rPr>
-      </w:pPr>
-      <w:r>
-        <w:rPr>
-          <w:rFonts w:hint="eastAsia" w:ascii="Times New Roman" w:hAnsi="Times New Roman" w:cs="Times New Roman" w:eastAsia="宋体"/>
-          <w:sz w:val="24"/>
-          <w:szCs w:val="24"/>
-        </w:rPr>
-        <w:t>（3）</w:t>
-      </w:r>
-      <w:r>
-        <w:rPr>
-          <w:rFonts w:ascii="Times New Roman" w:hAnsi="Times New Roman" w:cs="Times New Roman" w:eastAsia="宋体" w:hint="eastAsia"/>
-          <w:sz w:val="24"/>
-          <w:szCs w:val="24"/>
-        </w:rPr>
-        <w:t>解放思想、锐意进取</w:t>
-      </w:r>
-      <w:r>
-        <w:rPr>
-          <w:rFonts w:hint="eastAsia" w:ascii="Times New Roman" w:hAnsi="Times New Roman" w:cs="Times New Roman" w:eastAsia="宋体"/>
-          <w:sz w:val="24"/>
-          <w:szCs w:val="24"/>
-        </w:rPr>
-        <w:t xml:space="preserve">；（</w:t>
-      </w:r>
-      <w:r>
-        <w:rPr>
-          <w:rFonts w:ascii="Times New Roman" w:hAnsi="Times New Roman" w:cs="Times New Roman" w:eastAsia="宋体" w:hint="eastAsia"/>
-          <w:sz w:val="24"/>
-          <w:szCs w:val="24"/>
-        </w:rPr>
-        <w:t>改革开放和社会主义现代化建设新时期</w:t>
-      </w:r>
-      <w:r>
-        <w:rPr>
-          <w:rFonts w:hint="eastAsia" w:ascii="Times New Roman" w:hAnsi="Times New Roman" w:cs="Times New Roman" w:eastAsia="宋体"/>
-          <w:sz w:val="24"/>
-          <w:szCs w:val="24"/>
-        </w:rPr>
-        <w:t>）</w:t>
-      </w:r>
-      <w:r>
-        <w:rPr>
-          <w:rFonts w:ascii="Times New Roman" w:hAnsi="Times New Roman" w:cs="Times New Roman" w:eastAsia="宋体" w:hint="eastAsia"/>
-          <w:sz w:val="24"/>
-          <w:szCs w:val="24"/>
-        </w:rPr>
-        <w:t>坚定不移推进改革开放，开创、坚持、捍卫、发展中国特色社会主义，极大解放和发展社会生产力。推进了中华民族从站起来到富起来的伟大飞跃。</w:t>
-      </w:r>
-    </w:p>
-    <w:p>
-      <w:pPr>
-        <w:pStyle w:val="a"/>
-        <w:snapToGrid w:val="0"/>
-        <w:spacing w:before="0" w:after="0" w:line="360" w:lineRule="auto"/>
-        <w:ind w:firstLineChars="200" w:firstLine="480"/>
-        <w:jc w:val="both"/>
-        <w:rPr>
-          <w:rFonts w:hint="eastAsia"/>
-        </w:rPr>
-      </w:pPr>
-      <w:r>
-        <w:rPr>
-          <w:rFonts w:hint="eastAsia" w:ascii="Times New Roman" w:hAnsi="Times New Roman" w:cs="Times New Roman" w:eastAsia="宋体"/>
-          <w:sz w:val="24"/>
-          <w:szCs w:val="24"/>
-        </w:rPr>
-        <w:t>（4）</w:t>
-      </w:r>
-      <w:r>
-        <w:rPr>
-          <w:rFonts w:ascii="Times New Roman" w:hAnsi="Times New Roman" w:cs="Times New Roman" w:eastAsia="宋体" w:hint="eastAsia"/>
-          <w:sz w:val="24"/>
-          <w:szCs w:val="24"/>
-        </w:rPr>
-        <w:t>自信自强、守正创新</w:t>
-      </w:r>
-      <w:r>
-        <w:rPr>
-          <w:rFonts w:hint="eastAsia" w:ascii="Times New Roman" w:hAnsi="Times New Roman" w:cs="Times New Roman" w:eastAsia="宋体"/>
-          <w:sz w:val="24"/>
-          <w:szCs w:val="24"/>
-        </w:rPr>
-        <w:t>。</w:t>
-      </w:r>
-      <w:r>
-        <w:rPr>
-          <w:rFonts w:hint="eastAsia" w:ascii="Times New Roman" w:hAnsi="Times New Roman" w:cs="Times New Roman" w:eastAsia="宋体"/>
-          <w:sz w:val="24"/>
-          <w:szCs w:val="24"/>
-        </w:rPr>
-        <w:t xml:space="preserve">（</w:t>
-      </w:r>
-      <w:r>
-        <w:rPr>
-          <w:rFonts w:ascii="Times New Roman" w:hAnsi="Times New Roman" w:cs="Times New Roman" w:eastAsia="宋体" w:hint="eastAsia"/>
-          <w:sz w:val="24"/>
-          <w:szCs w:val="24"/>
-        </w:rPr>
-        <w:t>中国特色社会主义新时代</w:t>
-      </w:r>
-      <w:r>
-        <w:rPr>
-          <w:rFonts w:hint="eastAsia" w:ascii="Times New Roman" w:hAnsi="Times New Roman" w:cs="Times New Roman" w:eastAsia="宋体"/>
-          <w:sz w:val="24"/>
-          <w:szCs w:val="24"/>
-        </w:rPr>
-        <w:t>）</w:t>
-      </w:r>
-      <w:r>
-        <w:rPr>
-          <w:rFonts w:ascii="Times New Roman" w:hAnsi="Times New Roman" w:cs="Times New Roman" w:eastAsia="宋体" w:hint="eastAsia"/>
-          <w:sz w:val="24"/>
-          <w:szCs w:val="24"/>
-        </w:rPr>
-        <w:t>开创了中国特色社会主义新时代，全面建成小康社会、迈上全面建设社会主义现代化国家新征程。中华民族迎来了从站起来、富起来到强起来的伟大飞跃。</w:t>
-      </w:r>
-    </w:p>
-    <w:p>
-      <w:pPr>
-        <w:pStyle w:val="a"/>
-        <w:snapToGrid w:val="0"/>
-        <w:spacing w:before="160" w:after="80" w:line="360" w:lineRule="auto"/>
-        <w:ind w:firstLineChars="200" w:firstLine="480"/>
-        <w:jc w:val="left"/>
-        <w:rPr>
-          <w:rFonts w:hint="eastAsia"/>
-        </w:rPr>
-      </w:pPr>
-      <w:r>
-        <w:rPr>
-          <w:rFonts w:ascii="Times New Roman" w:hAnsi="Times New Roman" w:cs="Times New Roman" w:eastAsia="黑体" w:hint="eastAsia"/>
-          <w:b w:val="1"/>
-          <w:bCs w:val="1"/>
-          <w:sz w:val="24"/>
-          <w:szCs w:val="24"/>
-        </w:rPr>
-        <w:t xml:space="preserve">6. 实现中华民族伟大复兴中国梦的本质是</w:t>
-      </w:r>
-      <w:r>
-        <w:rPr>
-          <w:rFonts w:hint="eastAsia" w:ascii="Times New Roman" w:hAnsi="Times New Roman" w:cs="Times New Roman" w:eastAsia="黑体"/>
-          <w:b w:val="1"/>
-          <w:bCs w:val="1"/>
-          <w:sz w:val="24"/>
-          <w:szCs w:val="24"/>
-        </w:rPr>
-        <w:t>什么？</w:t>
-      </w:r>
-    </w:p>
-    <w:p>
-      <w:pPr>
-        <w:pStyle w:val="a"/>
-        <w:snapToGrid w:val="0"/>
-        <w:spacing w:before="0" w:after="0" w:line="360" w:lineRule="auto"/>
-        <w:ind w:firstLineChars="200" w:firstLine="480"/>
-        <w:jc w:val="both"/>
-        <w:rPr>
-          <w:rFonts w:hint="eastAsia"/>
-        </w:rPr>
-      </w:pPr>
-      <w:r>
-        <w:rPr>
-          <w:rFonts w:hint="eastAsia" w:ascii="Times New Roman" w:hAnsi="Times New Roman" w:cs="Times New Roman" w:eastAsia="宋体"/>
-          <w:sz w:val="24"/>
-          <w:szCs w:val="24"/>
-        </w:rPr>
-        <w:t xml:space="preserve">国家富强；（内涵）在全面建成小康社会基础上，全面建成富强民主文明和谐美丽的社会主义现代化强国。</w:t>
-      </w:r>
-    </w:p>
-    <w:p>
-      <w:pPr>
-        <w:pStyle w:val="a"/>
-        <w:snapToGrid w:val="0"/>
-        <w:spacing w:before="0" w:after="0" w:line="360" w:lineRule="auto"/>
-        <w:ind w:firstLineChars="200" w:firstLine="480"/>
-        <w:jc w:val="both"/>
-        <w:rPr>
-          <w:rFonts w:hint="eastAsia"/>
-        </w:rPr>
-      </w:pPr>
-      <w:r>
-        <w:rPr>
-          <w:rFonts w:hint="eastAsia" w:ascii="Times New Roman" w:hAnsi="Times New Roman" w:cs="Times New Roman" w:eastAsia="宋体"/>
-          <w:sz w:val="24"/>
-          <w:szCs w:val="24"/>
-        </w:rPr>
-        <w:t xml:space="preserve">民族振兴；（内涵）使中华民族更加坚强有力地自立于世界民族之林，为人类作出新的更大的贡献。</w:t>
-      </w:r>
-    </w:p>
-    <w:p>
-      <w:pPr>
-        <w:pStyle w:val="a"/>
-        <w:snapToGrid w:val="0"/>
-        <w:spacing w:before="0" w:after="0" w:line="360" w:lineRule="auto"/>
-        <w:ind w:firstLineChars="200" w:firstLine="480"/>
-        <w:jc w:val="both"/>
-      </w:pPr>
-      <w:r>
-        <w:rPr>
-          <w:rFonts w:hint="eastAsia" w:ascii="Times New Roman" w:hAnsi="Times New Roman" w:cs="Times New Roman" w:eastAsia="宋体"/>
-          <w:sz w:val="24"/>
-          <w:szCs w:val="24"/>
-        </w:rPr>
-        <w:t xml:space="preserve">人民幸福；（内涵）坚持以人民为中心，增进人民福祉，促进人的全面发展，朝着共同富裕方向稳步前进。</w:t>
-      </w:r>
-    </w:p>
-    <w:p>
-      <w:pPr>
-        <w:pStyle w:val="a"/>
-        <w:snapToGrid w:val="0"/>
-        <w:spacing w:before="160" w:after="80" w:line="360" w:lineRule="auto"/>
-        <w:ind w:firstLineChars="200" w:firstLine="480"/>
-        <w:jc w:val="left"/>
-      </w:pPr>
-      <w:r>
-        <w:rPr>
-          <w:rFonts w:ascii="Times New Roman" w:hAnsi="Times New Roman" w:cs="Times New Roman" w:eastAsia="黑体" w:hint="eastAsia"/>
-          <w:b w:val="1"/>
-          <w:bCs w:val="1"/>
-          <w:sz w:val="24"/>
-          <w:szCs w:val="24"/>
-        </w:rPr>
-        <w:t xml:space="preserve">7. 怎么理解全面建成社会主义现代化强国的两步走</w:t>
-      </w:r>
-      <w:r>
-        <w:rPr>
-          <w:rFonts w:hint="eastAsia" w:ascii="Times New Roman" w:hAnsi="Times New Roman" w:cs="Times New Roman" w:eastAsia="黑体"/>
-          <w:b w:val="1"/>
-          <w:bCs w:val="1"/>
-          <w:sz w:val="24"/>
-          <w:szCs w:val="24"/>
-        </w:rPr>
-        <w:t>？</w:t>
-      </w:r>
-    </w:p>
-    <w:p>
-      <w:pPr>
-        <w:pStyle w:val="a"/>
-        <w:snapToGrid w:val="0"/>
-        <w:spacing w:before="0" w:after="0" w:line="360" w:lineRule="auto"/>
-        <w:ind w:firstLineChars="200" w:firstLine="480"/>
-        <w:jc w:val="both"/>
-      </w:pPr>
-      <w:r>
-        <w:rPr>
-          <w:rFonts w:ascii="Times New Roman" w:hAnsi="Times New Roman" w:cs="Times New Roman" w:eastAsia="宋体" w:hint="eastAsia"/>
-          <w:sz w:val="24"/>
-          <w:szCs w:val="24"/>
-        </w:rPr>
-        <w:t>全面建成社会主义现代化强国总的战略安排是分两步走：从二〇二〇年到二〇三五</w:t>
-      </w:r>
-      <w:r>
-        <w:rPr>
-          <w:rFonts w:ascii="Times New Roman" w:hAnsi="Times New Roman" w:cs="Times New Roman" w:eastAsia="宋体" w:hint="eastAsia"/>
-          <w:sz w:val="24"/>
-          <w:szCs w:val="24"/>
-        </w:rPr>
-        <w:lastRenderedPageBreak/>
-        <w:t>年基本实现社会主义现代化；从二〇三五年到本世纪中叶把我国建成富强民主文明和谐美丽的社会主义现代化强国。</w:t>
-      </w:r>
-    </w:p>
-    <w:p>
-      <w:pPr>
-        <w:pStyle w:val="a"/>
-        <w:snapToGrid w:val="0"/>
-        <w:spacing w:before="160" w:after="80" w:line="360" w:lineRule="auto"/>
-        <w:ind w:firstLineChars="200" w:firstLine="480"/>
-        <w:jc w:val="left"/>
-      </w:pPr>
-      <w:r>
-        <w:rPr>
-          <w:rFonts w:ascii="Times New Roman" w:hAnsi="Times New Roman" w:cs="Times New Roman" w:eastAsia="黑体" w:hint="eastAsia"/>
-          <w:b w:val="1"/>
-          <w:bCs w:val="1"/>
-          <w:sz w:val="24"/>
-          <w:szCs w:val="24"/>
-        </w:rPr>
-        <w:t xml:space="preserve">8. 怎么理解全面建成社会主义现代化强国的战略安排</w:t>
-      </w:r>
-      <w:r>
-        <w:rPr>
-          <w:rFonts w:hint="eastAsia" w:ascii="Times New Roman" w:hAnsi="Times New Roman" w:cs="Times New Roman" w:eastAsia="黑体"/>
-          <w:b w:val="1"/>
-          <w:bCs w:val="1"/>
-          <w:sz w:val="24"/>
-          <w:szCs w:val="24"/>
-        </w:rPr>
-        <w:t>？</w:t>
-      </w:r>
-    </w:p>
-    <w:p>
-      <w:pPr>
-        <w:pStyle w:val="a"/>
-        <w:snapToGrid w:val="0"/>
-        <w:spacing w:before="0" w:after="0" w:line="360" w:lineRule="auto"/>
-        <w:ind w:firstLineChars="200" w:firstLine="480"/>
-        <w:jc w:val="both"/>
-        <w:rPr>
-          <w:rFonts w:hint="eastAsia"/>
-        </w:rPr>
-      </w:pPr>
-      <w:r>
-        <w:rPr>
-          <w:rFonts w:hint="eastAsia" w:ascii="Times New Roman" w:hAnsi="Times New Roman" w:cs="Times New Roman" w:eastAsia="宋体"/>
-          <w:sz w:val="24"/>
-          <w:szCs w:val="24"/>
-        </w:rPr>
-        <w:t>（1）</w:t>
-      </w:r>
-      <w:r>
-        <w:rPr>
-          <w:rFonts w:hint="eastAsia" w:ascii="Times New Roman" w:hAnsi="Times New Roman" w:cs="Times New Roman" w:eastAsia="宋体"/>
-          <w:sz w:val="24"/>
-          <w:szCs w:val="24"/>
-        </w:rPr>
-        <w:t>时间提前了15年：把基本实现社会主义现代化的时间提前了15年。原“三步走”战略设想是到21世纪中叶基本实现现代化，党的十九大将其提前到2035年。</w:t>
-      </w:r>
-    </w:p>
-    <w:p>
-      <w:pPr>
-        <w:pStyle w:val="a"/>
-        <w:snapToGrid w:val="0"/>
-        <w:spacing w:before="0" w:after="0" w:line="360" w:lineRule="auto"/>
-        <w:ind w:firstLineChars="200" w:firstLine="480"/>
-        <w:jc w:val="both"/>
-        <w:rPr>
-          <w:rFonts w:hint="eastAsia"/>
-        </w:rPr>
-      </w:pPr>
-      <w:r>
-        <w:rPr>
-          <w:rFonts w:hint="eastAsia" w:ascii="Times New Roman" w:hAnsi="Times New Roman" w:cs="Times New Roman" w:eastAsia="宋体"/>
-          <w:sz w:val="24"/>
-          <w:szCs w:val="24"/>
-        </w:rPr>
-        <w:t>（2）</w:t>
-      </w:r>
-      <w:r>
-        <w:rPr>
-          <w:rFonts w:hint="eastAsia" w:ascii="Times New Roman" w:hAnsi="Times New Roman" w:cs="Times New Roman" w:eastAsia="宋体"/>
-          <w:sz w:val="24"/>
-          <w:szCs w:val="24"/>
-        </w:rPr>
-        <w:t>提出了更高目标：不仅提“全面建设社会主义现代化国家”，更提出了“全面建设社会主义现代化强国”的更高目标，强调“全面推进中华民族伟大复兴”。</w:t>
-      </w:r>
-    </w:p>
-    <w:p>
-      <w:pPr>
-        <w:pStyle w:val="a"/>
-        <w:snapToGrid w:val="0"/>
-        <w:spacing w:before="0" w:after="0" w:line="360" w:lineRule="auto"/>
-        <w:ind w:firstLineChars="200" w:firstLine="480"/>
-        <w:jc w:val="both"/>
-        <w:rPr>
-          <w:rFonts w:hint="eastAsia"/>
-        </w:rPr>
-      </w:pPr>
-      <w:r>
-        <w:rPr>
-          <w:rFonts w:hint="eastAsia" w:ascii="Times New Roman" w:hAnsi="Times New Roman" w:cs="Times New Roman" w:eastAsia="宋体"/>
-          <w:sz w:val="24"/>
-          <w:szCs w:val="24"/>
-        </w:rPr>
-        <w:t>（3）</w:t>
-      </w:r>
-      <w:r>
-        <w:rPr>
-          <w:rFonts w:hint="eastAsia" w:ascii="Times New Roman" w:hAnsi="Times New Roman" w:cs="Times New Roman" w:eastAsia="宋体"/>
-          <w:sz w:val="24"/>
-          <w:szCs w:val="24"/>
-        </w:rPr>
-        <w:t>明确了时间表和蓝图：为当前和今后一个历史时期我国发展指明了方向，规划了蓝图。</w:t>
+        <w:t xml:space="preserve">// “两步走”和“战略安排”这两题容易答串：一个问时间节点，一个问变化点，看清题目再下笔。</w:t>
       </w:r>
     </w:p>
     <w:sectPr>
